--- a/README_eunkyung jeon.docx
+++ b/README_eunkyung jeon.docx
@@ -1,6 +1,6 @@
 
 <file path=word/document.xml><?xml version="1.0" encoding="utf-8"?>
-<w:document xmlns:wpc="http://schemas.microsoft.com/office/word/2010/wordprocessingCanvas" xmlns:cx="http://schemas.microsoft.com/office/drawing/2014/chartex" xmlns:cx1="http://schemas.microsoft.com/office/drawing/2015/9/8/chartex" xmlns:cx2="http://schemas.microsoft.com/office/drawing/2015/10/21/chartex" xmlns:cx3="http://schemas.microsoft.com/office/drawing/2016/5/9/chartex" xmlns:cx4="http://schemas.microsoft.com/office/drawing/2016/5/10/chartex" xmlns:cx5="http://schemas.microsoft.com/office/drawing/2016/5/11/chartex" xmlns:cx6="http://schemas.microsoft.com/office/drawing/2016/5/12/chartex" xmlns:cx7="http://schemas.microsoft.com/office/drawing/2016/5/13/chartex" xmlns:cx8="http://schemas.microsoft.com/office/drawing/2016/5/14/chartex" xmlns:mc="http://schemas.openxmlformats.org/markup-compatibility/2006" xmlns:aink="http://schemas.microsoft.com/office/drawing/2016/ink" xmlns:am3d="http://schemas.microsoft.com/office/drawing/2017/model3d" xmlns:o="urn:schemas-microsoft-com:office:office" xmlns:oel="http://schemas.microsoft.com/office/2019/extlst" xmlns:r="http://schemas.openxmlformats.org/officeDocument/2006/relationships" xmlns:m="http://schemas.openxmlformats.org/officeDocument/2006/math" xmlns:v="urn:schemas-microsoft-com:vml" xmlns:wp14="http://schemas.microsoft.com/office/word/2010/wordprocessingDrawing" xmlns:wp="http://schemas.openxmlformats.org/drawingml/2006/wordprocessingDrawing" xmlns:w10="urn:schemas-microsoft-com:office:word" xmlns:w="http://schemas.openxmlformats.org/wordprocessingml/2006/main" xmlns:w14="http://schemas.microsoft.com/office/word/2010/wordml" xmlns:w15="http://schemas.microsoft.com/office/word/2012/wordml" xmlns:w16cex="http://schemas.microsoft.com/office/word/2018/wordml/cex" xmlns:w16cid="http://schemas.microsoft.com/office/word/2016/wordml/cid" xmlns:w16="http://schemas.microsoft.com/office/word/2018/wordml" xmlns:w16du="http://schemas.microsoft.com/office/word/2023/wordml/word16du" xmlns:w16sdtdh="http://schemas.microsoft.com/office/word/2020/wordml/sdtdatahash" xmlns:w16sdtfl="http://schemas.microsoft.com/office/word/2024/wordml/sdtformatlock" xmlns:w16se="http://schemas.microsoft.com/office/word/2015/wordml/symex" xmlns:wpg="http://schemas.microsoft.com/office/word/2010/wordprocessingGroup" xmlns:wpi="http://schemas.microsoft.com/office/word/2010/wordprocessingInk" xmlns:wne="http://schemas.microsoft.com/office/word/2006/wordml" xmlns:wps="http://schemas.microsoft.com/office/word/2010/wordprocessingShape" mc:Ignorable="w14 w15 w16se w16cid w16 w16cex w16sdtdh w16sdtfl w16du wp14">
+<w:document xmlns:wpc="http://schemas.microsoft.com/office/word/2010/wordprocessingCanvas" xmlns:cx="http://schemas.microsoft.com/office/drawing/2014/chartex" xmlns:cx1="http://schemas.microsoft.com/office/drawing/2015/9/8/chartex" xmlns:cx2="http://schemas.microsoft.com/office/drawing/2015/10/21/chartex" xmlns:cx3="http://schemas.microsoft.com/office/drawing/2016/5/9/chartex" xmlns:cx4="http://schemas.microsoft.com/office/drawing/2016/5/10/chartex" xmlns:cx5="http://schemas.microsoft.com/office/drawing/2016/5/11/chartex" xmlns:cx6="http://schemas.microsoft.com/office/drawing/2016/5/12/chartex" xmlns:cx7="http://schemas.microsoft.com/office/drawing/2016/5/13/chartex" xmlns:cx8="http://schemas.microsoft.com/office/drawing/2016/5/14/chartex" xmlns:mc="http://schemas.openxmlformats.org/markup-compatibility/2006" xmlns:aink="http://schemas.microsoft.com/office/drawing/2016/ink" xmlns:am3d="http://schemas.microsoft.com/office/drawing/2017/model3d" xmlns:o="urn:schemas-microsoft-com:office:office" xmlns:oel="http://schemas.microsoft.com/office/2019/extlst" xmlns:r="http://schemas.openxmlformats.org/officeDocument/2006/relationships" xmlns:m="http://schemas.openxmlformats.org/officeDocument/2006/math" xmlns:v="urn:schemas-microsoft-com:vml" xmlns:wp14="http://schemas.microsoft.com/office/word/2010/wordprocessingDrawing" xmlns:wp="http://schemas.openxmlformats.org/drawingml/2006/wordprocessingDrawing" xmlns:w10="urn:schemas-microsoft-com:office:word" xmlns:w="http://schemas.openxmlformats.org/wordprocessingml/2006/main" xmlns:w14="http://schemas.microsoft.com/office/word/2010/wordml" xmlns:w15="http://schemas.microsoft.com/office/word/2012/wordml" xmlns:w16cex="http://schemas.microsoft.com/office/word/2018/wordml/cex" xmlns:w16cid="http://schemas.microsoft.com/office/word/2016/wordml/cid" xmlns:w16="http://schemas.microsoft.com/office/word/2018/wordml" xmlns:w16du="http://schemas.microsoft.com/office/word/2023/wordml/word16du" xmlns:w16sdtdh="http://schemas.microsoft.com/office/word/2020/wordml/sdtdatahash" xmlns:w16se="http://schemas.microsoft.com/office/word/2015/wordml/symex" xmlns:wpg="http://schemas.microsoft.com/office/word/2010/wordprocessingGroup" xmlns:wpi="http://schemas.microsoft.com/office/word/2010/wordprocessingInk" xmlns:wne="http://schemas.microsoft.com/office/word/2006/wordml" xmlns:wps="http://schemas.microsoft.com/office/word/2010/wordprocessingShape" mc:Ignorable="w14 w15 w16se w16cid w16 w16cex w16sdtdh w16du wp14">
   <w:body>
     <w:p>
       <w:r>
@@ -10,32 +10,34 @@
     <w:p/>
     <w:p>
       <w:pPr>
-        <w:pStyle w:val="a6"/>
+        <w:pStyle w:val="ListParagraph"/>
         <w:numPr>
           <w:ilvl w:val="0"/>
           <w:numId w:val="1"/>
         </w:numPr>
       </w:pPr>
       <w:r>
-        <w:t xml:space="preserve"> This replication package reproduces the main tables and figures from “Nonbank Lending and Credit Cyclicality</w:t>
-      </w:r>
-      <w:proofErr w:type="gramStart"/>
-      <w:r>
-        <w:t>.”(</w:t>
-      </w:r>
-      <w:proofErr w:type="gramEnd"/>
-      <w:r>
-        <w:t xml:space="preserve"> Quirin Fleckenstein, Manasa Gopal, Germán Gutiérrez, Sebastian Hillenbrand, JFE)</w:t>
-      </w:r>
-    </w:p>
-    <w:p>
-      <w:pPr>
-        <w:pStyle w:val="a6"/>
-      </w:pPr>
-    </w:p>
-    <w:p>
-      <w:pPr>
-        <w:pStyle w:val="a6"/>
+        <w:t xml:space="preserve"> </w:t>
+      </w:r>
+      <w:r>
+        <w:rPr>
+          <w:b/>
+          <w:bCs/>
+        </w:rPr>
+        <w:t>This replication package reproduces the main tables and figures from “Nonbank Lending and Credit Cyclicality.”( Quirin Fleckenstein, Manasa Gopal, Germán Gutiérrez, Sebastian Hillenbrand, JFE</w:t>
+      </w:r>
+      <w:r>
+        <w:t>)</w:t>
+      </w:r>
+    </w:p>
+    <w:p>
+      <w:pPr>
+        <w:pStyle w:val="ListParagraph"/>
+      </w:pPr>
+    </w:p>
+    <w:p>
+      <w:pPr>
+        <w:pStyle w:val="ListParagraph"/>
       </w:pPr>
       <w:r>
         <w:t>The paper studies the role of banks and nonbanks in driving fluctuations in syndicated loan supply over the business cycle. The key finding is that nonbank lending is substantially more cyclical than bank lending and accounts for most of the contraction in credit during downturns such as the Global Financial Crisis.</w:t>
@@ -43,12 +45,12 @@
     </w:p>
     <w:p>
       <w:pPr>
-        <w:pStyle w:val="a6"/>
-      </w:pPr>
-    </w:p>
-    <w:p>
-      <w:pPr>
-        <w:pStyle w:val="a6"/>
+        <w:pStyle w:val="ListParagraph"/>
+      </w:pPr>
+    </w:p>
+    <w:p>
+      <w:pPr>
+        <w:pStyle w:val="ListParagraph"/>
       </w:pPr>
       <w:r>
         <w:t>This package includes the data, code, and instructions required to replicate the main results in the paper (excluding appendix results).</w:t>
@@ -56,44 +58,44 @@
     </w:p>
     <w:p>
       <w:pPr>
-        <w:pStyle w:val="a6"/>
-      </w:pPr>
-    </w:p>
-    <w:p>
-      <w:pPr>
-        <w:pStyle w:val="a6"/>
+        <w:pStyle w:val="ListParagraph"/>
+      </w:pPr>
+    </w:p>
+    <w:p>
+      <w:pPr>
+        <w:pStyle w:val="ListParagraph"/>
         <w:numPr>
           <w:ilvl w:val="0"/>
           <w:numId w:val="1"/>
         </w:numPr>
-      </w:pPr>
-      <w:r>
+        <w:rPr>
+          <w:b/>
+          <w:bCs/>
+        </w:rPr>
+      </w:pPr>
+      <w:r>
+        <w:rPr>
+          <w:b/>
+          <w:bCs/>
+        </w:rPr>
         <w:t>Folder Structure</w:t>
       </w:r>
     </w:p>
     <w:p>
       <w:pPr>
-        <w:pStyle w:val="a6"/>
+        <w:pStyle w:val="ListParagraph"/>
         <w:numPr>
           <w:ilvl w:val="0"/>
           <w:numId w:val="2"/>
         </w:numPr>
       </w:pPr>
       <w:r>
-        <w:t>code</w:t>
-      </w:r>
-      <w:proofErr w:type="gramStart"/>
-      <w:r>
-        <w:t>/:Contains</w:t>
-      </w:r>
-      <w:proofErr w:type="gramEnd"/>
-      <w:r>
-        <w:t xml:space="preserve"> all Stata do-files used for data cleaning, variable construction, and estimation</w:t>
-      </w:r>
-    </w:p>
-    <w:p>
-      <w:pPr>
-        <w:pStyle w:val="a6"/>
+        <w:t>code/:Contains all Stata do-files used for data cleaning, variable construction, and estimation</w:t>
+      </w:r>
+    </w:p>
+    <w:p>
+      <w:pPr>
+        <w:pStyle w:val="ListParagraph"/>
         <w:numPr>
           <w:ilvl w:val="0"/>
           <w:numId w:val="2"/>
@@ -105,7 +107,7 @@
     </w:p>
     <w:p>
       <w:pPr>
-        <w:pStyle w:val="a6"/>
+        <w:pStyle w:val="ListParagraph"/>
         <w:numPr>
           <w:ilvl w:val="0"/>
           <w:numId w:val="2"/>
@@ -123,7 +125,7 @@
     </w:p>
     <w:p>
       <w:pPr>
-        <w:pStyle w:val="a6"/>
+        <w:pStyle w:val="ListParagraph"/>
         <w:numPr>
           <w:ilvl w:val="0"/>
           <w:numId w:val="2"/>
@@ -141,7 +143,7 @@
     </w:p>
     <w:p>
       <w:pPr>
-        <w:pStyle w:val="a6"/>
+        <w:pStyle w:val="ListParagraph"/>
         <w:numPr>
           <w:ilvl w:val="0"/>
           <w:numId w:val="2"/>
@@ -159,87 +161,147 @@
     </w:p>
     <w:p>
       <w:pPr>
-        <w:pStyle w:val="a6"/>
-      </w:pPr>
-    </w:p>
-    <w:p>
-      <w:pPr>
-        <w:pStyle w:val="a6"/>
+        <w:pStyle w:val="ListParagraph"/>
+      </w:pPr>
+    </w:p>
+    <w:p>
+      <w:pPr>
+        <w:pStyle w:val="ListParagraph"/>
         <w:numPr>
           <w:ilvl w:val="0"/>
           <w:numId w:val="1"/>
         </w:numPr>
-      </w:pPr>
-      <w:r>
+        <w:rPr>
+          <w:b/>
+          <w:bCs/>
+        </w:rPr>
+      </w:pPr>
+      <w:r>
+        <w:rPr>
+          <w:b/>
+          <w:bCs/>
+        </w:rPr>
         <w:t xml:space="preserve">I use </w:t>
       </w:r>
       <w:proofErr w:type="spellStart"/>
       <w:r>
+        <w:rPr>
+          <w:b/>
+          <w:bCs/>
+        </w:rPr>
         <w:t>stata</w:t>
       </w:r>
       <w:proofErr w:type="spellEnd"/>
       <w:r>
+        <w:rPr>
+          <w:b/>
+          <w:bCs/>
+        </w:rPr>
         <w:t xml:space="preserve"> to replicate, and I already </w:t>
       </w:r>
       <w:r>
+        <w:rPr>
+          <w:b/>
+          <w:bCs/>
+        </w:rPr>
         <w:t xml:space="preserve">download </w:t>
       </w:r>
       <w:proofErr w:type="spellStart"/>
       <w:r>
+        <w:rPr>
+          <w:b/>
+          <w:bCs/>
+        </w:rPr>
         <w:t>DealScan</w:t>
       </w:r>
       <w:proofErr w:type="spellEnd"/>
       <w:r>
+        <w:rPr>
+          <w:b/>
+          <w:bCs/>
+        </w:rPr>
         <w:t xml:space="preserve"> and </w:t>
       </w:r>
       <w:proofErr w:type="spellStart"/>
       <w:r>
+        <w:rPr>
+          <w:b/>
+          <w:bCs/>
+        </w:rPr>
         <w:t>Compustat</w:t>
       </w:r>
       <w:proofErr w:type="spellEnd"/>
       <w:r>
+        <w:rPr>
+          <w:b/>
+          <w:bCs/>
+        </w:rPr>
         <w:t xml:space="preserve"> data</w:t>
       </w:r>
       <w:r>
+        <w:rPr>
+          <w:b/>
+          <w:bCs/>
+        </w:rPr>
         <w:t xml:space="preserve"> from </w:t>
       </w:r>
       <w:proofErr w:type="spellStart"/>
       <w:r>
+        <w:rPr>
+          <w:b/>
+          <w:bCs/>
+        </w:rPr>
         <w:t>wrds</w:t>
       </w:r>
       <w:proofErr w:type="spellEnd"/>
       <w:r>
+        <w:rPr>
+          <w:b/>
+          <w:bCs/>
+        </w:rPr>
         <w:t>.</w:t>
       </w:r>
     </w:p>
     <w:p>
       <w:pPr>
-        <w:pStyle w:val="a6"/>
-      </w:pPr>
-    </w:p>
-    <w:p>
-      <w:pPr>
-        <w:pStyle w:val="a6"/>
+        <w:pStyle w:val="ListParagraph"/>
+      </w:pPr>
+    </w:p>
+    <w:p>
+      <w:pPr>
+        <w:pStyle w:val="ListParagraph"/>
         <w:numPr>
           <w:ilvl w:val="0"/>
           <w:numId w:val="1"/>
         </w:numPr>
-      </w:pPr>
-      <w:r>
+        <w:rPr>
+          <w:b/>
+          <w:bCs/>
+        </w:rPr>
+      </w:pPr>
+      <w:r>
+        <w:rPr>
+          <w:b/>
+          <w:bCs/>
+        </w:rPr>
         <w:t>Instructions to Run the Code</w:t>
       </w:r>
       <w:r>
+        <w:rPr>
+          <w:b/>
+          <w:bCs/>
+        </w:rPr>
         <w:t xml:space="preserve">: </w:t>
       </w:r>
     </w:p>
     <w:p>
       <w:pPr>
-        <w:pStyle w:val="a6"/>
-      </w:pPr>
-    </w:p>
-    <w:p>
-      <w:pPr>
-        <w:pStyle w:val="a6"/>
+        <w:pStyle w:val="ListParagraph"/>
+      </w:pPr>
+    </w:p>
+    <w:p>
+      <w:pPr>
+        <w:pStyle w:val="ListParagraph"/>
         <w:numPr>
           <w:ilvl w:val="1"/>
           <w:numId w:val="1"/>
@@ -254,7 +316,7 @@
     </w:p>
     <w:p>
       <w:pPr>
-        <w:pStyle w:val="a6"/>
+        <w:pStyle w:val="ListParagraph"/>
         <w:numPr>
           <w:ilvl w:val="1"/>
           <w:numId w:val="1"/>
@@ -266,15 +328,22 @@
     </w:p>
     <w:p>
       <w:pPr>
+        <w:spacing w:line="240" w:lineRule="auto"/>
         <w:ind w:left="1080"/>
       </w:pPr>
       <w:r>
-        <w:t>The master file performs the following steps automatically:</w:t>
-      </w:r>
-    </w:p>
-    <w:p>
-      <w:pPr>
-        <w:pStyle w:val="a6"/>
+        <w:rPr>
+          <w:u w:val="single"/>
+        </w:rPr>
+        <w:t>The master file performs the following steps automatically</w:t>
+      </w:r>
+      <w:r>
+        <w:t>:</w:t>
+      </w:r>
+    </w:p>
+    <w:p>
+      <w:pPr>
+        <w:pStyle w:val="ListParagraph"/>
         <w:numPr>
           <w:ilvl w:val="1"/>
           <w:numId w:val="2"/>
@@ -286,7 +355,7 @@
     </w:p>
     <w:p>
       <w:pPr>
-        <w:pStyle w:val="a6"/>
+        <w:pStyle w:val="ListParagraph"/>
         <w:numPr>
           <w:ilvl w:val="1"/>
           <w:numId w:val="2"/>
@@ -298,7 +367,7 @@
     </w:p>
     <w:p>
       <w:pPr>
-        <w:pStyle w:val="a6"/>
+        <w:pStyle w:val="ListParagraph"/>
         <w:numPr>
           <w:ilvl w:val="1"/>
           <w:numId w:val="2"/>
@@ -313,7 +382,7 @@
     </w:p>
     <w:p>
       <w:pPr>
-        <w:pStyle w:val="a6"/>
+        <w:pStyle w:val="ListParagraph"/>
         <w:numPr>
           <w:ilvl w:val="1"/>
           <w:numId w:val="2"/>
@@ -326,20 +395,38 @@
     <w:p/>
     <w:p>
       <w:pPr>
-        <w:pStyle w:val="a6"/>
+        <w:pStyle w:val="ListParagraph"/>
         <w:numPr>
           <w:ilvl w:val="0"/>
           <w:numId w:val="1"/>
         </w:numPr>
-      </w:pPr>
-      <w:r>
+        <w:rPr>
+          <w:b/>
+          <w:bCs/>
+        </w:rPr>
+      </w:pPr>
+      <w:r>
+        <w:rPr>
+          <w:b/>
+          <w:bCs/>
+        </w:rPr>
         <w:lastRenderedPageBreak/>
         <w:t>Data Description</w:t>
       </w:r>
     </w:p>
     <w:p>
       <w:pPr>
-        <w:pStyle w:val="a6"/>
+        <w:rPr>
+          <w:b/>
+          <w:bCs/>
+          <w:sz w:val="12"/>
+          <w:szCs w:val="12"/>
+        </w:rPr>
+      </w:pPr>
+    </w:p>
+    <w:p>
+      <w:pPr>
+        <w:pStyle w:val="ListParagraph"/>
         <w:numPr>
           <w:ilvl w:val="0"/>
           <w:numId w:val="2"/>
@@ -356,7 +443,7 @@
     </w:p>
     <w:p>
       <w:pPr>
-        <w:pStyle w:val="a6"/>
+        <w:pStyle w:val="ListParagraph"/>
         <w:numPr>
           <w:ilvl w:val="1"/>
           <w:numId w:val="2"/>
@@ -385,23 +472,7 @@
       </w:r>
       <w:proofErr w:type="spellEnd"/>
       <w:r>
-        <w:t xml:space="preserve"> dataset is the </w:t>
-      </w:r>
-      <w:proofErr w:type="gramStart"/>
-      <w:r>
-        <w:t>version traditionally used</w:t>
-      </w:r>
-      <w:proofErr w:type="gramEnd"/>
-      <w:r>
-        <w:t xml:space="preserve"> in </w:t>
-      </w:r>
-      <w:proofErr w:type="gramStart"/>
-      <w:r>
-        <w:t>the literature</w:t>
-      </w:r>
-      <w:proofErr w:type="gramEnd"/>
-      <w:r>
-        <w:t>. It is primarily used in the paper to replicate results from earlier studies and to maintain consistency with prior research.</w:t>
+        <w:t xml:space="preserve"> dataset is the version traditionally used in the literature. It is primarily used in the paper to replicate results from earlier studies and to maintain consistency with prior research.</w:t>
       </w:r>
       <w:r>
         <w:rPr>
@@ -412,7 +483,7 @@
     </w:p>
     <w:p>
       <w:pPr>
-        <w:pStyle w:val="a6"/>
+        <w:pStyle w:val="ListParagraph"/>
         <w:numPr>
           <w:ilvl w:val="1"/>
           <w:numId w:val="2"/>
@@ -461,7 +532,7 @@
     </w:p>
     <w:p>
       <w:pPr>
-        <w:pStyle w:val="a6"/>
+        <w:pStyle w:val="ListParagraph"/>
         <w:numPr>
           <w:ilvl w:val="0"/>
           <w:numId w:val="2"/>
@@ -478,7 +549,7 @@
     </w:p>
     <w:p>
       <w:pPr>
-        <w:pStyle w:val="a6"/>
+        <w:pStyle w:val="ListParagraph"/>
         <w:numPr>
           <w:ilvl w:val="0"/>
           <w:numId w:val="2"/>
@@ -490,7 +561,7 @@
     </w:p>
     <w:p>
       <w:pPr>
-        <w:pStyle w:val="a6"/>
+        <w:pStyle w:val="ListParagraph"/>
         <w:numPr>
           <w:ilvl w:val="0"/>
           <w:numId w:val="2"/>
@@ -502,7 +573,7 @@
     </w:p>
     <w:p>
       <w:pPr>
-        <w:pStyle w:val="a6"/>
+        <w:pStyle w:val="ListParagraph"/>
         <w:numPr>
           <w:ilvl w:val="0"/>
           <w:numId w:val="2"/>
@@ -512,9 +583,14 @@
         <w:t>Mutual fund data from Morningstar</w:t>
       </w:r>
     </w:p>
+    <w:p>
+      <w:pPr>
+        <w:pStyle w:val="ListParagraph"/>
+      </w:pPr>
+    </w:p>
     <w:tbl>
       <w:tblPr>
-        <w:tblStyle w:val="aa"/>
+        <w:tblStyle w:val="TableGrid"/>
         <w:tblW w:w="0" w:type="auto"/>
         <w:tblInd w:w="-5" w:type="dxa"/>
         <w:tblLayout w:type="fixed"/>
@@ -523,7 +599,7 @@
       <w:tblGrid>
         <w:gridCol w:w="1440"/>
         <w:gridCol w:w="4230"/>
-        <w:gridCol w:w="3060"/>
+        <w:gridCol w:w="2970"/>
         <w:gridCol w:w="540"/>
       </w:tblGrid>
       <w:tr>
@@ -533,7 +609,7 @@
           </w:tcPr>
           <w:p>
             <w:pPr>
-              <w:pStyle w:val="a6"/>
+              <w:pStyle w:val="ListParagraph"/>
               <w:ind w:left="0"/>
               <w:rPr>
                 <w:b/>
@@ -555,7 +631,7 @@
           </w:tcPr>
           <w:p>
             <w:pPr>
-              <w:pStyle w:val="a6"/>
+              <w:pStyle w:val="ListParagraph"/>
               <w:ind w:left="0"/>
               <w:rPr>
                 <w:b/>
@@ -573,11 +649,11 @@
         </w:tc>
         <w:tc>
           <w:tcPr>
-            <w:tcW w:w="3060" w:type="dxa"/>
-          </w:tcPr>
-          <w:p>
-            <w:pPr>
-              <w:pStyle w:val="a6"/>
+            <w:tcW w:w="2970" w:type="dxa"/>
+          </w:tcPr>
+          <w:p>
+            <w:pPr>
+              <w:pStyle w:val="ListParagraph"/>
               <w:ind w:left="0"/>
               <w:rPr>
                 <w:b/>
@@ -599,7 +675,7 @@
           </w:tcPr>
           <w:p>
             <w:pPr>
-              <w:pStyle w:val="a6"/>
+              <w:pStyle w:val="ListParagraph"/>
               <w:ind w:left="0"/>
               <w:rPr>
                 <w:b/>
@@ -628,7 +704,7 @@
           </w:tcPr>
           <w:p>
             <w:pPr>
-              <w:pStyle w:val="a6"/>
+              <w:pStyle w:val="ListParagraph"/>
               <w:ind w:left="0"/>
               <w:rPr>
                 <w:sz w:val="20"/>
@@ -652,7 +728,7 @@
           </w:tcPr>
           <w:p>
             <w:pPr>
-              <w:pStyle w:val="a6"/>
+              <w:pStyle w:val="ListParagraph"/>
               <w:ind w:left="0"/>
               <w:rPr>
                 <w:sz w:val="20"/>
@@ -672,11 +748,11 @@
         </w:tc>
         <w:tc>
           <w:tcPr>
-            <w:tcW w:w="3060" w:type="dxa"/>
-          </w:tcPr>
-          <w:p>
-            <w:pPr>
-              <w:pStyle w:val="a6"/>
+            <w:tcW w:w="2970" w:type="dxa"/>
+          </w:tcPr>
+          <w:p>
+            <w:pPr>
+              <w:pStyle w:val="ListParagraph"/>
               <w:ind w:left="0"/>
               <w:rPr>
                 <w:sz w:val="20"/>
@@ -691,7 +767,7 @@
           </w:tcPr>
           <w:p>
             <w:pPr>
-              <w:pStyle w:val="a6"/>
+              <w:pStyle w:val="ListParagraph"/>
               <w:ind w:left="0"/>
               <w:rPr>
                 <w:sz w:val="20"/>
@@ -715,7 +791,7 @@
           </w:tcPr>
           <w:p>
             <w:pPr>
-              <w:pStyle w:val="a6"/>
+              <w:pStyle w:val="ListParagraph"/>
               <w:ind w:left="0"/>
               <w:rPr>
                 <w:sz w:val="20"/>
@@ -746,7 +822,7 @@
           </w:tcPr>
           <w:p>
             <w:pPr>
-              <w:pStyle w:val="a6"/>
+              <w:pStyle w:val="ListParagraph"/>
               <w:ind w:left="0"/>
               <w:rPr>
                 <w:sz w:val="20"/>
@@ -764,11 +840,11 @@
         </w:tc>
         <w:tc>
           <w:tcPr>
-            <w:tcW w:w="3060" w:type="dxa"/>
-          </w:tcPr>
-          <w:p>
-            <w:pPr>
-              <w:pStyle w:val="a6"/>
+            <w:tcW w:w="2970" w:type="dxa"/>
+          </w:tcPr>
+          <w:p>
+            <w:pPr>
+              <w:pStyle w:val="ListParagraph"/>
               <w:ind w:left="0"/>
               <w:rPr>
                 <w:sz w:val="20"/>
@@ -792,7 +868,7 @@
           </w:tcPr>
           <w:p>
             <w:pPr>
-              <w:pStyle w:val="a6"/>
+              <w:pStyle w:val="ListParagraph"/>
               <w:ind w:left="0"/>
               <w:rPr>
                 <w:sz w:val="20"/>
@@ -816,7 +892,7 @@
           </w:tcPr>
           <w:p>
             <w:pPr>
-              <w:pStyle w:val="a6"/>
+              <w:pStyle w:val="ListParagraph"/>
               <w:ind w:left="0"/>
               <w:rPr>
                 <w:sz w:val="20"/>
@@ -831,7 +907,7 @@
           </w:tcPr>
           <w:p>
             <w:pPr>
-              <w:pStyle w:val="a6"/>
+              <w:pStyle w:val="ListParagraph"/>
               <w:ind w:left="0"/>
               <w:rPr>
                 <w:sz w:val="20"/>
@@ -849,17 +925,18 @@
         </w:tc>
         <w:tc>
           <w:tcPr>
-            <w:tcW w:w="3060" w:type="dxa"/>
-          </w:tcPr>
-          <w:p>
-            <w:pPr>
-              <w:pStyle w:val="a6"/>
-              <w:ind w:left="0"/>
-              <w:rPr>
-                <w:sz w:val="20"/>
-                <w:szCs w:val="20"/>
-              </w:rPr>
-            </w:pPr>
+            <w:tcW w:w="2970" w:type="dxa"/>
+          </w:tcPr>
+          <w:p>
+            <w:pPr>
+              <w:pStyle w:val="ListParagraph"/>
+              <w:ind w:left="0"/>
+              <w:rPr>
+                <w:sz w:val="20"/>
+                <w:szCs w:val="20"/>
+              </w:rPr>
+            </w:pPr>
+            <w:proofErr w:type="spellStart"/>
             <w:r>
               <w:rPr>
                 <w:sz w:val="20"/>
@@ -867,6 +944,7 @@
               </w:rPr>
               <w:t>GFC_data</w:t>
             </w:r>
+            <w:proofErr w:type="spellEnd"/>
           </w:p>
         </w:tc>
         <w:tc>
@@ -875,7 +953,7 @@
           </w:tcPr>
           <w:p>
             <w:pPr>
-              <w:pStyle w:val="a6"/>
+              <w:pStyle w:val="ListParagraph"/>
               <w:ind w:left="0"/>
               <w:rPr>
                 <w:sz w:val="20"/>
@@ -899,7 +977,7 @@
           </w:tcPr>
           <w:p>
             <w:pPr>
-              <w:pStyle w:val="a6"/>
+              <w:pStyle w:val="ListParagraph"/>
               <w:ind w:left="0"/>
               <w:rPr>
                 <w:sz w:val="20"/>
@@ -930,7 +1008,7 @@
           </w:tcPr>
           <w:p>
             <w:pPr>
-              <w:pStyle w:val="a6"/>
+              <w:pStyle w:val="ListParagraph"/>
               <w:ind w:left="0"/>
               <w:rPr>
                 <w:sz w:val="20"/>
@@ -950,11 +1028,11 @@
         </w:tc>
         <w:tc>
           <w:tcPr>
-            <w:tcW w:w="3060" w:type="dxa"/>
-          </w:tcPr>
-          <w:p>
-            <w:pPr>
-              <w:pStyle w:val="a6"/>
+            <w:tcW w:w="2970" w:type="dxa"/>
+          </w:tcPr>
+          <w:p>
+            <w:pPr>
+              <w:pStyle w:val="ListParagraph"/>
               <w:ind w:left="0"/>
               <w:rPr>
                 <w:sz w:val="20"/>
@@ -978,7 +1056,7 @@
           </w:tcPr>
           <w:p>
             <w:pPr>
-              <w:pStyle w:val="a6"/>
+              <w:pStyle w:val="ListParagraph"/>
               <w:ind w:left="0"/>
               <w:rPr>
                 <w:sz w:val="20"/>
@@ -1002,7 +1080,7 @@
           </w:tcPr>
           <w:p>
             <w:pPr>
-              <w:pStyle w:val="a6"/>
+              <w:pStyle w:val="ListParagraph"/>
               <w:ind w:left="0"/>
               <w:rPr>
                 <w:sz w:val="20"/>
@@ -1017,22 +1095,22 @@
           </w:tcPr>
           <w:p>
             <w:pPr>
-              <w:pStyle w:val="a6"/>
-              <w:ind w:left="0"/>
-              <w:rPr>
-                <w:sz w:val="20"/>
-                <w:szCs w:val="20"/>
-              </w:rPr>
-            </w:pPr>
-          </w:p>
-        </w:tc>
-        <w:tc>
-          <w:tcPr>
-            <w:tcW w:w="3060" w:type="dxa"/>
-          </w:tcPr>
-          <w:p>
-            <w:pPr>
-              <w:pStyle w:val="a6"/>
+              <w:pStyle w:val="ListParagraph"/>
+              <w:ind w:left="0"/>
+              <w:rPr>
+                <w:sz w:val="20"/>
+                <w:szCs w:val="20"/>
+              </w:rPr>
+            </w:pPr>
+          </w:p>
+        </w:tc>
+        <w:tc>
+          <w:tcPr>
+            <w:tcW w:w="2970" w:type="dxa"/>
+          </w:tcPr>
+          <w:p>
+            <w:pPr>
+              <w:pStyle w:val="ListParagraph"/>
               <w:ind w:left="0"/>
               <w:rPr>
                 <w:sz w:val="20"/>
@@ -1056,7 +1134,7 @@
           </w:tcPr>
           <w:p>
             <w:pPr>
-              <w:pStyle w:val="a6"/>
+              <w:pStyle w:val="ListParagraph"/>
               <w:ind w:left="0"/>
               <w:rPr>
                 <w:sz w:val="20"/>
@@ -1080,7 +1158,7 @@
           </w:tcPr>
           <w:p>
             <w:pPr>
-              <w:pStyle w:val="a6"/>
+              <w:pStyle w:val="ListParagraph"/>
               <w:ind w:left="0"/>
               <w:rPr>
                 <w:sz w:val="20"/>
@@ -1104,7 +1182,7 @@
           </w:tcPr>
           <w:p>
             <w:pPr>
-              <w:pStyle w:val="a6"/>
+              <w:pStyle w:val="ListParagraph"/>
               <w:ind w:left="0"/>
               <w:rPr>
                 <w:sz w:val="20"/>
@@ -1124,11 +1202,11 @@
         </w:tc>
         <w:tc>
           <w:tcPr>
-            <w:tcW w:w="3060" w:type="dxa"/>
-          </w:tcPr>
-          <w:p>
-            <w:pPr>
-              <w:pStyle w:val="a6"/>
+            <w:tcW w:w="2970" w:type="dxa"/>
+          </w:tcPr>
+          <w:p>
+            <w:pPr>
+              <w:pStyle w:val="ListParagraph"/>
               <w:ind w:left="0"/>
               <w:rPr>
                 <w:sz w:val="20"/>
@@ -1143,7 +1221,7 @@
           </w:tcPr>
           <w:p>
             <w:pPr>
-              <w:pStyle w:val="a6"/>
+              <w:pStyle w:val="ListParagraph"/>
               <w:ind w:left="0"/>
               <w:rPr>
                 <w:sz w:val="20"/>
@@ -1167,7 +1245,7 @@
           </w:tcPr>
           <w:p>
             <w:pPr>
-              <w:pStyle w:val="a6"/>
+              <w:pStyle w:val="ListParagraph"/>
               <w:ind w:left="0"/>
               <w:rPr>
                 <w:sz w:val="20"/>
@@ -1182,22 +1260,22 @@
           </w:tcPr>
           <w:p>
             <w:pPr>
-              <w:pStyle w:val="a6"/>
-              <w:ind w:left="0"/>
-              <w:rPr>
-                <w:sz w:val="20"/>
-                <w:szCs w:val="20"/>
-              </w:rPr>
-            </w:pPr>
-          </w:p>
-        </w:tc>
-        <w:tc>
-          <w:tcPr>
-            <w:tcW w:w="3060" w:type="dxa"/>
-          </w:tcPr>
-          <w:p>
-            <w:pPr>
-              <w:pStyle w:val="a6"/>
+              <w:pStyle w:val="ListParagraph"/>
+              <w:ind w:left="0"/>
+              <w:rPr>
+                <w:sz w:val="20"/>
+                <w:szCs w:val="20"/>
+              </w:rPr>
+            </w:pPr>
+          </w:p>
+        </w:tc>
+        <w:tc>
+          <w:tcPr>
+            <w:tcW w:w="2970" w:type="dxa"/>
+          </w:tcPr>
+          <w:p>
+            <w:pPr>
+              <w:pStyle w:val="ListParagraph"/>
               <w:ind w:left="0"/>
               <w:rPr>
                 <w:sz w:val="20"/>
@@ -1223,7 +1301,7 @@
           </w:tcPr>
           <w:p>
             <w:pPr>
-              <w:pStyle w:val="a6"/>
+              <w:pStyle w:val="ListParagraph"/>
               <w:ind w:left="0"/>
               <w:rPr>
                 <w:sz w:val="20"/>
@@ -1247,7 +1325,7 @@
           </w:tcPr>
           <w:p>
             <w:pPr>
-              <w:pStyle w:val="a6"/>
+              <w:pStyle w:val="ListParagraph"/>
               <w:ind w:left="0"/>
               <w:rPr>
                 <w:sz w:val="20"/>
@@ -1278,22 +1356,22 @@
           </w:tcPr>
           <w:p>
             <w:pPr>
-              <w:pStyle w:val="a6"/>
-              <w:ind w:left="0"/>
-              <w:rPr>
-                <w:sz w:val="20"/>
-                <w:szCs w:val="20"/>
-              </w:rPr>
-            </w:pPr>
-          </w:p>
-        </w:tc>
-        <w:tc>
-          <w:tcPr>
-            <w:tcW w:w="3060" w:type="dxa"/>
-          </w:tcPr>
-          <w:p>
-            <w:pPr>
-              <w:pStyle w:val="a6"/>
+              <w:pStyle w:val="ListParagraph"/>
+              <w:ind w:left="0"/>
+              <w:rPr>
+                <w:sz w:val="20"/>
+                <w:szCs w:val="20"/>
+              </w:rPr>
+            </w:pPr>
+          </w:p>
+        </w:tc>
+        <w:tc>
+          <w:tcPr>
+            <w:tcW w:w="2970" w:type="dxa"/>
+          </w:tcPr>
+          <w:p>
+            <w:pPr>
+              <w:pStyle w:val="ListParagraph"/>
               <w:tabs>
                 <w:tab w:val="left" w:pos="1965"/>
               </w:tabs>
@@ -1320,7 +1398,7 @@
           </w:tcPr>
           <w:p>
             <w:pPr>
-              <w:pStyle w:val="a6"/>
+              <w:pStyle w:val="ListParagraph"/>
               <w:ind w:left="0"/>
               <w:rPr>
                 <w:sz w:val="20"/>
@@ -1344,7 +1422,7 @@
           </w:tcPr>
           <w:p>
             <w:pPr>
-              <w:pStyle w:val="a6"/>
+              <w:pStyle w:val="ListParagraph"/>
               <w:ind w:left="0"/>
               <w:rPr>
                 <w:sz w:val="20"/>
@@ -1369,7 +1447,7 @@
           </w:tcPr>
           <w:p>
             <w:pPr>
-              <w:pStyle w:val="a6"/>
+              <w:pStyle w:val="ListParagraph"/>
               <w:ind w:left="0"/>
               <w:rPr>
                 <w:sz w:val="20"/>
@@ -1389,11 +1467,11 @@
         </w:tc>
         <w:tc>
           <w:tcPr>
-            <w:tcW w:w="3060" w:type="dxa"/>
-          </w:tcPr>
-          <w:p>
-            <w:pPr>
-              <w:pStyle w:val="a6"/>
+            <w:tcW w:w="2970" w:type="dxa"/>
+          </w:tcPr>
+          <w:p>
+            <w:pPr>
+              <w:pStyle w:val="ListParagraph"/>
               <w:ind w:left="0"/>
               <w:rPr>
                 <w:sz w:val="20"/>
@@ -1408,7 +1486,7 @@
           </w:tcPr>
           <w:p>
             <w:pPr>
-              <w:pStyle w:val="a6"/>
+              <w:pStyle w:val="ListParagraph"/>
               <w:ind w:left="0"/>
               <w:rPr>
                 <w:sz w:val="20"/>
@@ -1432,7 +1510,7 @@
           </w:tcPr>
           <w:p>
             <w:pPr>
-              <w:pStyle w:val="a6"/>
+              <w:pStyle w:val="ListParagraph"/>
               <w:ind w:left="0"/>
               <w:rPr>
                 <w:sz w:val="20"/>
@@ -1457,7 +1535,7 @@
           </w:tcPr>
           <w:p>
             <w:pPr>
-              <w:pStyle w:val="a6"/>
+              <w:pStyle w:val="ListParagraph"/>
               <w:ind w:left="0"/>
               <w:rPr>
                 <w:sz w:val="20"/>
@@ -1477,11 +1555,11 @@
         </w:tc>
         <w:tc>
           <w:tcPr>
-            <w:tcW w:w="3060" w:type="dxa"/>
-          </w:tcPr>
-          <w:p>
-            <w:pPr>
-              <w:pStyle w:val="a6"/>
+            <w:tcW w:w="2970" w:type="dxa"/>
+          </w:tcPr>
+          <w:p>
+            <w:pPr>
+              <w:pStyle w:val="ListParagraph"/>
               <w:ind w:left="0"/>
               <w:rPr>
                 <w:sz w:val="20"/>
@@ -1505,7 +1583,7 @@
           </w:tcPr>
           <w:p>
             <w:pPr>
-              <w:pStyle w:val="a6"/>
+              <w:pStyle w:val="ListParagraph"/>
               <w:ind w:left="0"/>
               <w:rPr>
                 <w:sz w:val="20"/>
@@ -1526,19 +1604,27 @@
     <w:p/>
     <w:p>
       <w:pPr>
-        <w:pStyle w:val="a6"/>
+        <w:pStyle w:val="ListParagraph"/>
         <w:numPr>
           <w:ilvl w:val="0"/>
           <w:numId w:val="1"/>
         </w:numPr>
-      </w:pPr>
-      <w:r>
+        <w:rPr>
+          <w:b/>
+          <w:bCs/>
+        </w:rPr>
+      </w:pPr>
+      <w:r>
+        <w:rPr>
+          <w:b/>
+          <w:bCs/>
+        </w:rPr>
         <w:t>Mapping Between Code and Outputs</w:t>
       </w:r>
     </w:p>
     <w:tbl>
       <w:tblPr>
-        <w:tblStyle w:val="aa"/>
+        <w:tblStyle w:val="TableGrid"/>
         <w:tblW w:w="9270" w:type="dxa"/>
         <w:tblInd w:w="-5" w:type="dxa"/>
         <w:tblLook w:val="04A0" w:firstRow="1" w:lastRow="0" w:firstColumn="1" w:lastColumn="0" w:noHBand="0" w:noVBand="1"/>
@@ -1711,15 +1797,7 @@
             <w:tcW w:w="989" w:type="dxa"/>
           </w:tcPr>
           <w:p>
-            <w:pPr>
-              <w:rPr>
-                <w:highlight w:val="yellow"/>
-              </w:rPr>
-            </w:pPr>
-            <w:r>
-              <w:rPr>
-                <w:highlight w:val="yellow"/>
-              </w:rPr>
+            <w:r>
               <w:t>Table4</w:t>
             </w:r>
           </w:p>
@@ -1752,21 +1830,7 @@
               <w:rPr>
                 <w:rFonts w:hint="eastAsia"/>
               </w:rPr>
-              <w:t xml:space="preserve">credit supply </w:t>
-            </w:r>
-            <w:proofErr w:type="gramStart"/>
-            <w:r>
-              <w:rPr>
-                <w:rFonts w:hint="eastAsia"/>
-              </w:rPr>
-              <w:t>decrease</w:t>
-            </w:r>
-            <w:proofErr w:type="gramEnd"/>
-            <w:r>
-              <w:rPr>
-                <w:rFonts w:hint="eastAsia"/>
-              </w:rPr>
-              <w:t xml:space="preserve"> </w:t>
+              <w:t xml:space="preserve">credit supply decrease </w:t>
             </w:r>
             <w:r>
               <w:t>to employment loss during the crisis</w:t>
@@ -1799,13 +1863,67 @@
                 <w:szCs w:val="20"/>
               </w:rPr>
             </w:pPr>
+            <w:proofErr w:type="spellStart"/>
+            <w:r>
+              <w:rPr>
+                <w:sz w:val="20"/>
+                <w:szCs w:val="20"/>
+              </w:rPr>
+              <w:t>main_facility_datase</w:t>
+            </w:r>
+            <w:proofErr w:type="spellEnd"/>
           </w:p>
         </w:tc>
         <w:tc>
           <w:tcPr>
             <w:tcW w:w="5760" w:type="dxa"/>
           </w:tcPr>
-          <w:p/>
+          <w:p>
+            <w:pPr>
+              <w:rPr>
+                <w:rFonts w:hint="eastAsia"/>
+              </w:rPr>
+            </w:pPr>
+            <w:r>
+              <w:t>N</w:t>
+            </w:r>
+            <w:r>
+              <w:rPr>
+                <w:rFonts w:hint="eastAsia"/>
+              </w:rPr>
+              <w:t>onbank</w:t>
+            </w:r>
+            <w:r>
+              <w:t xml:space="preserve"> </w:t>
+            </w:r>
+            <w:r>
+              <w:rPr>
+                <w:rFonts w:hint="eastAsia"/>
+              </w:rPr>
+              <w:t xml:space="preserve"> </w:t>
+            </w:r>
+            <w:r>
+              <w:t>reduce lending</w:t>
+            </w:r>
+            <w:r>
+              <w:rPr>
+                <w:rFonts w:hint="eastAsia"/>
+              </w:rPr>
+              <w:t xml:space="preserve"> more</w:t>
+            </w:r>
+            <w:r>
+              <w:t xml:space="preserve"> than bank</w:t>
+            </w:r>
+            <w:r>
+              <w:rPr>
+                <w:rFonts w:hint="eastAsia"/>
+              </w:rPr>
+              <w:t xml:space="preserve"> when credit premium goes up </w:t>
+            </w:r>
+            <w:r>
+              <w:t>(time series regression)</w:t>
+            </w:r>
+          </w:p>
         </w:tc>
       </w:tr>
       <w:tr>
@@ -1815,9 +1933,15 @@
           </w:tcPr>
           <w:p>
             <w:r>
+              <w:rPr>
+                <w:highlight w:val="yellow"/>
+              </w:rPr>
               <w:t>Table</w:t>
             </w:r>
             <w:r>
+              <w:rPr>
+                <w:highlight w:val="yellow"/>
+              </w:rPr>
               <w:t>6</w:t>
             </w:r>
           </w:p>
@@ -1833,13 +1957,34 @@
                 <w:szCs w:val="20"/>
               </w:rPr>
             </w:pPr>
+            <w:proofErr w:type="spellStart"/>
+            <w:r>
+              <w:rPr>
+                <w:sz w:val="20"/>
+                <w:szCs w:val="20"/>
+              </w:rPr>
+              <w:t>main_facility_dataset</w:t>
+            </w:r>
+            <w:proofErr w:type="spellEnd"/>
           </w:p>
         </w:tc>
         <w:tc>
           <w:tcPr>
             <w:tcW w:w="5760" w:type="dxa"/>
           </w:tcPr>
-          <w:p/>
+          <w:p>
+            <w:r>
+              <w:t xml:space="preserve">When comparing same borrower, nonbank reduce lending more than bank when credit condition </w:t>
+            </w:r>
+            <w:proofErr w:type="spellStart"/>
+            <w:r>
+              <w:t>tightnened</w:t>
+            </w:r>
+            <w:proofErr w:type="spellEnd"/>
+            <w:r>
+              <w:t>.</w:t>
+            </w:r>
+          </w:p>
         </w:tc>
       </w:tr>
       <w:tr>
@@ -1849,6 +1994,7 @@
           </w:tcPr>
           <w:p>
             <w:r>
+              <w:lastRenderedPageBreak/>
               <w:t>Table</w:t>
             </w:r>
             <w:r>
@@ -1873,7 +2019,11 @@
           <w:tcPr>
             <w:tcW w:w="5760" w:type="dxa"/>
           </w:tcPr>
-          <w:p/>
+          <w:p>
+            <w:r>
+              <w:t>After controlling the impact of bank health on nonbank credit supply, nonbank are more cyclical</w:t>
+            </w:r>
+          </w:p>
         </w:tc>
       </w:tr>
       <w:tr>
@@ -1907,7 +2057,11 @@
           <w:tcPr>
             <w:tcW w:w="5760" w:type="dxa"/>
           </w:tcPr>
-          <w:p/>
+          <w:p>
+            <w:r>
+              <w:t>After controlling lead bank</w:t>
+            </w:r>
+          </w:p>
         </w:tc>
       </w:tr>
       <w:tr>
@@ -1934,7 +2088,11 @@
           <w:tcPr>
             <w:tcW w:w="5760" w:type="dxa"/>
           </w:tcPr>
-          <w:p/>
+          <w:p>
+            <w:r>
+              <w:t xml:space="preserve">… </w:t>
+            </w:r>
+          </w:p>
         </w:tc>
       </w:tr>
       <w:tr>
@@ -2031,7 +2189,6 @@
           </w:tcPr>
           <w:p>
             <w:r>
-              <w:lastRenderedPageBreak/>
               <w:t>Figure4</w:t>
             </w:r>
           </w:p>
@@ -2105,11 +2262,6 @@
             <w:tcW w:w="5760" w:type="dxa"/>
           </w:tcPr>
           <w:p>
-            <w:pPr>
-              <w:rPr>
-                <w:rFonts w:hint="eastAsia"/>
-              </w:rPr>
-            </w:pPr>
             <w:r>
               <w:rPr>
                 <w:rFonts w:hint="eastAsia"/>
@@ -2165,7 +2317,28 @@
           <w:tcPr>
             <w:tcW w:w="5760" w:type="dxa"/>
           </w:tcPr>
-          <w:p/>
+          <w:p>
+            <w:pPr>
+              <w:rPr>
+                <w:rFonts w:hint="eastAsia"/>
+              </w:rPr>
+            </w:pPr>
+            <w:r>
+              <w:rPr>
+                <w:rFonts w:hint="eastAsia"/>
+              </w:rPr>
+              <w:t>Nonbank lending share</w:t>
+            </w:r>
+            <w:r>
+              <w:t>’</w:t>
+            </w:r>
+            <w:r>
+              <w:rPr>
+                <w:rFonts w:hint="eastAsia"/>
+              </w:rPr>
+              <w:t>s sensitivity for credit condition</w:t>
+            </w:r>
+          </w:p>
         </w:tc>
       </w:tr>
       <w:tr>
@@ -2208,6 +2381,9 @@
       <w:r>
         <w:t xml:space="preserve"> </w:t>
       </w:r>
+      <w:r>
+        <w:t>check!! DELETE</w:t>
+      </w:r>
     </w:p>
     <w:p>
       <w:r>
@@ -2219,9 +2395,18 @@
         <w:t>global project "$package”</w:t>
       </w:r>
     </w:p>
-    <w:p>
-      <w:r>
-        <w:t>check!! DELETE</w:t>
+    <w:p/>
+    <w:p>
+      <w:pPr>
+        <w:rPr>
+          <w:rFonts w:hint="eastAsia"/>
+        </w:rPr>
+      </w:pPr>
+      <w:r>
+        <w:rPr>
+          <w:rFonts w:hint="eastAsia"/>
+        </w:rPr>
+        <w:t>and check whether master file is working or not</w:t>
       </w:r>
     </w:p>
     <w:p>
@@ -2236,21 +2421,7 @@
         <w:rPr>
           <w:rFonts w:hint="eastAsia"/>
         </w:rPr>
-        <w:t xml:space="preserve">table4 -&gt; extension: this only </w:t>
-      </w:r>
-      <w:proofErr w:type="gramStart"/>
-      <w:r>
-        <w:rPr>
-          <w:rFonts w:hint="eastAsia"/>
-        </w:rPr>
-        <w:t>focus</w:t>
-      </w:r>
-      <w:proofErr w:type="gramEnd"/>
-      <w:r>
-        <w:rPr>
-          <w:rFonts w:hint="eastAsia"/>
-        </w:rPr>
-        <w:t xml:space="preserve"> on working capital loan, but using time series data, see how </w:t>
+        <w:t xml:space="preserve">table4 -&gt; extension: this only focus on working capital loan, but using time series data, see how </w:t>
       </w:r>
       <w:r>
         <w:t>different</w:t>
@@ -2286,11 +2457,6 @@
       </w:r>
     </w:p>
     <w:p>
-      <w:pPr>
-        <w:rPr>
-          <w:rFonts w:hint="eastAsia"/>
-        </w:rPr>
-      </w:pPr>
       <w:r>
         <w:rPr>
           <w:rFonts w:hint="eastAsia"/>
@@ -2298,7 +2464,6 @@
         <w:t xml:space="preserve">extension2: for each SIC sector, % of bank vs nonbank based on number of loans, loan amount-&gt; after that, using industry </w:t>
       </w:r>
       <w:proofErr w:type="spellStart"/>
-      <w:proofErr w:type="gramStart"/>
       <w:r>
         <w:rPr>
           <w:rFonts w:hint="eastAsia"/>
@@ -2312,7 +2477,6 @@
         </w:rPr>
         <w:t>,,</w:t>
       </w:r>
-      <w:proofErr w:type="gramEnd"/>
       <w:r>
         <w:rPr>
           <w:rFonts w:hint="eastAsia"/>
@@ -2323,7 +2487,7 @@
     <w:p/>
     <w:p>
       <w:pPr>
-        <w:pStyle w:val="a6"/>
+        <w:pStyle w:val="ListParagraph"/>
         <w:numPr>
           <w:ilvl w:val="0"/>
           <w:numId w:val="1"/>
@@ -2354,7 +2518,7 @@
     <w:p/>
     <w:p>
       <w:pPr>
-        <w:pStyle w:val="a6"/>
+        <w:pStyle w:val="ListParagraph"/>
         <w:numPr>
           <w:ilvl w:val="0"/>
           <w:numId w:val="1"/>
@@ -2366,19 +2530,10 @@
     </w:p>
     <w:p>
       <w:r>
-        <w:lastRenderedPageBreak/>
         <w:t>Proprietary datasets (Morningstar, SNC) are not directly included</w:t>
       </w:r>
       <w:r>
-        <w:t xml:space="preserve">, but this dataset is only needed for descriptive part in figure 2. The original replication package already </w:t>
-      </w:r>
-      <w:proofErr w:type="gramStart"/>
-      <w:r>
-        <w:t>include</w:t>
-      </w:r>
-      <w:proofErr w:type="gramEnd"/>
-      <w:r>
-        <w:t xml:space="preserve"> the intermediate dataset, so figure 2 could be generated.</w:t>
+        <w:t>, but this dataset is only needed for descriptive part in figure 2. The original replication package already include the intermediate dataset, so figure 2 could be generated.</w:t>
       </w:r>
     </w:p>
     <w:sectPr>
@@ -2391,7 +2546,7 @@
 </file>
 
 <file path=word/numbering.xml><?xml version="1.0" encoding="utf-8"?>
-<w:numbering xmlns:wpc="http://schemas.microsoft.com/office/word/2010/wordprocessingCanvas" xmlns:cx="http://schemas.microsoft.com/office/drawing/2014/chartex" xmlns:cx1="http://schemas.microsoft.com/office/drawing/2015/9/8/chartex" xmlns:cx2="http://schemas.microsoft.com/office/drawing/2015/10/21/chartex" xmlns:cx3="http://schemas.microsoft.com/office/drawing/2016/5/9/chartex" xmlns:cx4="http://schemas.microsoft.com/office/drawing/2016/5/10/chartex" xmlns:cx5="http://schemas.microsoft.com/office/drawing/2016/5/11/chartex" xmlns:cx6="http://schemas.microsoft.com/office/drawing/2016/5/12/chartex" xmlns:cx7="http://schemas.microsoft.com/office/drawing/2016/5/13/chartex" xmlns:cx8="http://schemas.microsoft.com/office/drawing/2016/5/14/chartex" xmlns:mc="http://schemas.openxmlformats.org/markup-compatibility/2006" xmlns:aink="http://schemas.microsoft.com/office/drawing/2016/ink" xmlns:am3d="http://schemas.microsoft.com/office/drawing/2017/model3d" xmlns:o="urn:schemas-microsoft-com:office:office" xmlns:oel="http://schemas.microsoft.com/office/2019/extlst" xmlns:r="http://schemas.openxmlformats.org/officeDocument/2006/relationships" xmlns:m="http://schemas.openxmlformats.org/officeDocument/2006/math" xmlns:v="urn:schemas-microsoft-com:vml" xmlns:wp14="http://schemas.microsoft.com/office/word/2010/wordprocessingDrawing" xmlns:wp="http://schemas.openxmlformats.org/drawingml/2006/wordprocessingDrawing" xmlns:w10="urn:schemas-microsoft-com:office:word" xmlns:w="http://schemas.openxmlformats.org/wordprocessingml/2006/main" xmlns:w14="http://schemas.microsoft.com/office/word/2010/wordml" xmlns:w15="http://schemas.microsoft.com/office/word/2012/wordml" xmlns:w16cex="http://schemas.microsoft.com/office/word/2018/wordml/cex" xmlns:w16cid="http://schemas.microsoft.com/office/word/2016/wordml/cid" xmlns:w16="http://schemas.microsoft.com/office/word/2018/wordml" xmlns:w16du="http://schemas.microsoft.com/office/word/2023/wordml/word16du" xmlns:w16sdtdh="http://schemas.microsoft.com/office/word/2020/wordml/sdtdatahash" xmlns:w16sdtfl="http://schemas.microsoft.com/office/word/2024/wordml/sdtformatlock" xmlns:w16se="http://schemas.microsoft.com/office/word/2015/wordml/symex" xmlns:wpg="http://schemas.microsoft.com/office/word/2010/wordprocessingGroup" xmlns:wpi="http://schemas.microsoft.com/office/word/2010/wordprocessingInk" xmlns:wne="http://schemas.microsoft.com/office/word/2006/wordml" xmlns:wps="http://schemas.microsoft.com/office/word/2010/wordprocessingShape" mc:Ignorable="w14 w15 w16se w16cid w16 w16cex w16sdtdh w16sdtfl w16du wp14">
+<w:numbering xmlns:wpc="http://schemas.microsoft.com/office/word/2010/wordprocessingCanvas" xmlns:cx="http://schemas.microsoft.com/office/drawing/2014/chartex" xmlns:cx1="http://schemas.microsoft.com/office/drawing/2015/9/8/chartex" xmlns:cx2="http://schemas.microsoft.com/office/drawing/2015/10/21/chartex" xmlns:cx3="http://schemas.microsoft.com/office/drawing/2016/5/9/chartex" xmlns:cx4="http://schemas.microsoft.com/office/drawing/2016/5/10/chartex" xmlns:cx5="http://schemas.microsoft.com/office/drawing/2016/5/11/chartex" xmlns:cx6="http://schemas.microsoft.com/office/drawing/2016/5/12/chartex" xmlns:cx7="http://schemas.microsoft.com/office/drawing/2016/5/13/chartex" xmlns:cx8="http://schemas.microsoft.com/office/drawing/2016/5/14/chartex" xmlns:mc="http://schemas.openxmlformats.org/markup-compatibility/2006" xmlns:aink="http://schemas.microsoft.com/office/drawing/2016/ink" xmlns:am3d="http://schemas.microsoft.com/office/drawing/2017/model3d" xmlns:o="urn:schemas-microsoft-com:office:office" xmlns:oel="http://schemas.microsoft.com/office/2019/extlst" xmlns:r="http://schemas.openxmlformats.org/officeDocument/2006/relationships" xmlns:m="http://schemas.openxmlformats.org/officeDocument/2006/math" xmlns:v="urn:schemas-microsoft-com:vml" xmlns:wp14="http://schemas.microsoft.com/office/word/2010/wordprocessingDrawing" xmlns:wp="http://schemas.openxmlformats.org/drawingml/2006/wordprocessingDrawing" xmlns:w10="urn:schemas-microsoft-com:office:word" xmlns:w="http://schemas.openxmlformats.org/wordprocessingml/2006/main" xmlns:w14="http://schemas.microsoft.com/office/word/2010/wordml" xmlns:w15="http://schemas.microsoft.com/office/word/2012/wordml" xmlns:w16cex="http://schemas.microsoft.com/office/word/2018/wordml/cex" xmlns:w16cid="http://schemas.microsoft.com/office/word/2016/wordml/cid" xmlns:w16="http://schemas.microsoft.com/office/word/2018/wordml" xmlns:w16du="http://schemas.microsoft.com/office/word/2023/wordml/word16du" xmlns:w16sdtdh="http://schemas.microsoft.com/office/word/2020/wordml/sdtdatahash" xmlns:w16se="http://schemas.microsoft.com/office/word/2015/wordml/symex" xmlns:wpg="http://schemas.microsoft.com/office/word/2010/wordprocessingGroup" xmlns:wpi="http://schemas.microsoft.com/office/word/2010/wordprocessingInk" xmlns:wne="http://schemas.microsoft.com/office/word/2006/wordml" xmlns:wps="http://schemas.microsoft.com/office/word/2010/wordprocessingShape" mc:Ignorable="w14 w15 w16se w16cid w16 w16cex w16sdtdh w16du wp14">
   <w:abstractNum w:abstractNumId="0" w15:restartNumberingAfterBreak="0">
     <w:nsid w:val="1A8B7E69"/>
     <w:multiLevelType w:val="hybridMultilevel"/>
@@ -2720,7 +2875,7 @@
 </file>
 
 <file path=word/styles.xml><?xml version="1.0" encoding="utf-8"?>
-<w:styles xmlns:mc="http://schemas.openxmlformats.org/markup-compatibility/2006" xmlns:r="http://schemas.openxmlformats.org/officeDocument/2006/relationships" xmlns:w="http://schemas.openxmlformats.org/wordprocessingml/2006/main" xmlns:w14="http://schemas.microsoft.com/office/word/2010/wordml" xmlns:w15="http://schemas.microsoft.com/office/word/2012/wordml" xmlns:w16cex="http://schemas.microsoft.com/office/word/2018/wordml/cex" xmlns:w16cid="http://schemas.microsoft.com/office/word/2016/wordml/cid" xmlns:w16="http://schemas.microsoft.com/office/word/2018/wordml" xmlns:w16du="http://schemas.microsoft.com/office/word/2023/wordml/word16du" xmlns:w16sdtdh="http://schemas.microsoft.com/office/word/2020/wordml/sdtdatahash" xmlns:w16sdtfl="http://schemas.microsoft.com/office/word/2024/wordml/sdtformatlock" xmlns:w16se="http://schemas.microsoft.com/office/word/2015/wordml/symex" mc:Ignorable="w14 w15 w16se w16cid w16 w16cex w16sdtdh w16sdtfl w16du">
+<w:styles xmlns:mc="http://schemas.openxmlformats.org/markup-compatibility/2006" xmlns:r="http://schemas.openxmlformats.org/officeDocument/2006/relationships" xmlns:w="http://schemas.openxmlformats.org/wordprocessingml/2006/main" xmlns:w14="http://schemas.microsoft.com/office/word/2010/wordml" xmlns:w15="http://schemas.microsoft.com/office/word/2012/wordml" xmlns:w16cex="http://schemas.microsoft.com/office/word/2018/wordml/cex" xmlns:w16cid="http://schemas.microsoft.com/office/word/2016/wordml/cid" xmlns:w16="http://schemas.microsoft.com/office/word/2018/wordml" xmlns:w16du="http://schemas.microsoft.com/office/word/2023/wordml/word16du" xmlns:w16sdtdh="http://schemas.microsoft.com/office/word/2020/wordml/sdtdatahash" xmlns:w16se="http://schemas.microsoft.com/office/word/2015/wordml/symex" mc:Ignorable="w14 w15 w16se w16cid w16 w16cex w16sdtdh w16du">
   <w:docDefaults>
     <w:rPrDefault>
       <w:rPr>
@@ -3116,15 +3271,15 @@
     <w:lsdException w:name="Unresolved Mention" w:semiHidden="1" w:unhideWhenUsed="1"/>
     <w:lsdException w:name="Smart Link" w:semiHidden="1" w:unhideWhenUsed="1"/>
   </w:latentStyles>
-  <w:style w:type="paragraph" w:default="1" w:styleId="a">
+  <w:style w:type="paragraph" w:default="1" w:styleId="Normal">
     <w:name w:val="Normal"/>
     <w:qFormat/>
   </w:style>
-  <w:style w:type="paragraph" w:styleId="1">
+  <w:style w:type="paragraph" w:styleId="Heading1">
     <w:name w:val="heading 1"/>
-    <w:basedOn w:val="a"/>
-    <w:next w:val="a"/>
-    <w:link w:val="1Char"/>
+    <w:basedOn w:val="Normal"/>
+    <w:next w:val="Normal"/>
+    <w:link w:val="Heading1Char"/>
     <w:uiPriority w:val="9"/>
     <w:qFormat/>
     <w:rsid w:val="00075E5A"/>
@@ -3141,11 +3296,11 @@
       <w:szCs w:val="40"/>
     </w:rPr>
   </w:style>
-  <w:style w:type="paragraph" w:styleId="2">
+  <w:style w:type="paragraph" w:styleId="Heading2">
     <w:name w:val="heading 2"/>
-    <w:basedOn w:val="a"/>
-    <w:next w:val="a"/>
-    <w:link w:val="2Char"/>
+    <w:basedOn w:val="Normal"/>
+    <w:next w:val="Normal"/>
+    <w:link w:val="Heading2Char"/>
     <w:uiPriority w:val="9"/>
     <w:semiHidden/>
     <w:unhideWhenUsed/>
@@ -3164,11 +3319,11 @@
       <w:szCs w:val="32"/>
     </w:rPr>
   </w:style>
-  <w:style w:type="paragraph" w:styleId="3">
+  <w:style w:type="paragraph" w:styleId="Heading3">
     <w:name w:val="heading 3"/>
-    <w:basedOn w:val="a"/>
-    <w:next w:val="a"/>
-    <w:link w:val="3Char"/>
+    <w:basedOn w:val="Normal"/>
+    <w:next w:val="Normal"/>
+    <w:link w:val="Heading3Char"/>
     <w:uiPriority w:val="9"/>
     <w:semiHidden/>
     <w:unhideWhenUsed/>
@@ -3187,11 +3342,11 @@
       <w:szCs w:val="28"/>
     </w:rPr>
   </w:style>
-  <w:style w:type="paragraph" w:styleId="4">
+  <w:style w:type="paragraph" w:styleId="Heading4">
     <w:name w:val="heading 4"/>
-    <w:basedOn w:val="a"/>
-    <w:next w:val="a"/>
-    <w:link w:val="4Char"/>
+    <w:basedOn w:val="Normal"/>
+    <w:next w:val="Normal"/>
+    <w:link w:val="Heading4Char"/>
     <w:uiPriority w:val="9"/>
     <w:semiHidden/>
     <w:unhideWhenUsed/>
@@ -3210,11 +3365,11 @@
       <w:color w:val="0F4761" w:themeColor="accent1" w:themeShade="BF"/>
     </w:rPr>
   </w:style>
-  <w:style w:type="paragraph" w:styleId="5">
+  <w:style w:type="paragraph" w:styleId="Heading5">
     <w:name w:val="heading 5"/>
-    <w:basedOn w:val="a"/>
-    <w:next w:val="a"/>
-    <w:link w:val="5Char"/>
+    <w:basedOn w:val="Normal"/>
+    <w:next w:val="Normal"/>
+    <w:link w:val="Heading5Char"/>
     <w:uiPriority w:val="9"/>
     <w:semiHidden/>
     <w:unhideWhenUsed/>
@@ -3231,11 +3386,11 @@
       <w:color w:val="0F4761" w:themeColor="accent1" w:themeShade="BF"/>
     </w:rPr>
   </w:style>
-  <w:style w:type="paragraph" w:styleId="6">
+  <w:style w:type="paragraph" w:styleId="Heading6">
     <w:name w:val="heading 6"/>
-    <w:basedOn w:val="a"/>
-    <w:next w:val="a"/>
-    <w:link w:val="6Char"/>
+    <w:basedOn w:val="Normal"/>
+    <w:next w:val="Normal"/>
+    <w:link w:val="Heading6Char"/>
     <w:uiPriority w:val="9"/>
     <w:semiHidden/>
     <w:unhideWhenUsed/>
@@ -3254,11 +3409,11 @@
       <w:color w:val="595959" w:themeColor="text1" w:themeTint="A6"/>
     </w:rPr>
   </w:style>
-  <w:style w:type="paragraph" w:styleId="7">
+  <w:style w:type="paragraph" w:styleId="Heading7">
     <w:name w:val="heading 7"/>
-    <w:basedOn w:val="a"/>
-    <w:next w:val="a"/>
-    <w:link w:val="7Char"/>
+    <w:basedOn w:val="Normal"/>
+    <w:next w:val="Normal"/>
+    <w:link w:val="Heading7Char"/>
     <w:uiPriority w:val="9"/>
     <w:semiHidden/>
     <w:unhideWhenUsed/>
@@ -3275,11 +3430,11 @@
       <w:color w:val="595959" w:themeColor="text1" w:themeTint="A6"/>
     </w:rPr>
   </w:style>
-  <w:style w:type="paragraph" w:styleId="8">
+  <w:style w:type="paragraph" w:styleId="Heading8">
     <w:name w:val="heading 8"/>
-    <w:basedOn w:val="a"/>
-    <w:next w:val="a"/>
-    <w:link w:val="8Char"/>
+    <w:basedOn w:val="Normal"/>
+    <w:next w:val="Normal"/>
+    <w:link w:val="Heading8Char"/>
     <w:uiPriority w:val="9"/>
     <w:semiHidden/>
     <w:unhideWhenUsed/>
@@ -3298,11 +3453,11 @@
       <w:color w:val="272727" w:themeColor="text1" w:themeTint="D8"/>
     </w:rPr>
   </w:style>
-  <w:style w:type="paragraph" w:styleId="9">
+  <w:style w:type="paragraph" w:styleId="Heading9">
     <w:name w:val="heading 9"/>
-    <w:basedOn w:val="a"/>
-    <w:next w:val="a"/>
-    <w:link w:val="9Char"/>
+    <w:basedOn w:val="Normal"/>
+    <w:next w:val="Normal"/>
+    <w:link w:val="Heading9Char"/>
     <w:uiPriority w:val="9"/>
     <w:semiHidden/>
     <w:unhideWhenUsed/>
@@ -3319,13 +3474,13 @@
       <w:color w:val="272727" w:themeColor="text1" w:themeTint="D8"/>
     </w:rPr>
   </w:style>
-  <w:style w:type="character" w:default="1" w:styleId="a0">
+  <w:style w:type="character" w:default="1" w:styleId="DefaultParagraphFont">
     <w:name w:val="Default Paragraph Font"/>
     <w:uiPriority w:val="1"/>
     <w:semiHidden/>
     <w:unhideWhenUsed/>
   </w:style>
-  <w:style w:type="table" w:default="1" w:styleId="a1">
+  <w:style w:type="table" w:default="1" w:styleId="TableNormal">
     <w:name w:val="Normal Table"/>
     <w:uiPriority w:val="99"/>
     <w:semiHidden/>
@@ -3340,16 +3495,16 @@
       </w:tblCellMar>
     </w:tblPr>
   </w:style>
-  <w:style w:type="numbering" w:default="1" w:styleId="a2">
+  <w:style w:type="numbering" w:default="1" w:styleId="NoList">
     <w:name w:val="No List"/>
     <w:uiPriority w:val="99"/>
     <w:semiHidden/>
     <w:unhideWhenUsed/>
   </w:style>
-  <w:style w:type="character" w:customStyle="1" w:styleId="1Char">
-    <w:name w:val="제목 1 Char"/>
-    <w:basedOn w:val="a0"/>
-    <w:link w:val="1"/>
+  <w:style w:type="character" w:customStyle="1" w:styleId="Heading1Char">
+    <w:name w:val="Heading 1 Char"/>
+    <w:basedOn w:val="DefaultParagraphFont"/>
+    <w:link w:val="Heading1"/>
     <w:uiPriority w:val="9"/>
     <w:rsid w:val="00075E5A"/>
     <w:rPr>
@@ -3359,10 +3514,10 @@
       <w:szCs w:val="40"/>
     </w:rPr>
   </w:style>
-  <w:style w:type="character" w:customStyle="1" w:styleId="2Char">
-    <w:name w:val="제목 2 Char"/>
-    <w:basedOn w:val="a0"/>
-    <w:link w:val="2"/>
+  <w:style w:type="character" w:customStyle="1" w:styleId="Heading2Char">
+    <w:name w:val="Heading 2 Char"/>
+    <w:basedOn w:val="DefaultParagraphFont"/>
+    <w:link w:val="Heading2"/>
     <w:uiPriority w:val="9"/>
     <w:semiHidden/>
     <w:rsid w:val="00075E5A"/>
@@ -3373,10 +3528,10 @@
       <w:szCs w:val="32"/>
     </w:rPr>
   </w:style>
-  <w:style w:type="character" w:customStyle="1" w:styleId="3Char">
-    <w:name w:val="제목 3 Char"/>
-    <w:basedOn w:val="a0"/>
-    <w:link w:val="3"/>
+  <w:style w:type="character" w:customStyle="1" w:styleId="Heading3Char">
+    <w:name w:val="Heading 3 Char"/>
+    <w:basedOn w:val="DefaultParagraphFont"/>
+    <w:link w:val="Heading3"/>
     <w:uiPriority w:val="9"/>
     <w:semiHidden/>
     <w:rsid w:val="00075E5A"/>
@@ -3387,10 +3542,10 @@
       <w:szCs w:val="28"/>
     </w:rPr>
   </w:style>
-  <w:style w:type="character" w:customStyle="1" w:styleId="4Char">
-    <w:name w:val="제목 4 Char"/>
-    <w:basedOn w:val="a0"/>
-    <w:link w:val="4"/>
+  <w:style w:type="character" w:customStyle="1" w:styleId="Heading4Char">
+    <w:name w:val="Heading 4 Char"/>
+    <w:basedOn w:val="DefaultParagraphFont"/>
+    <w:link w:val="Heading4"/>
     <w:uiPriority w:val="9"/>
     <w:semiHidden/>
     <w:rsid w:val="00075E5A"/>
@@ -3401,10 +3556,10 @@
       <w:color w:val="0F4761" w:themeColor="accent1" w:themeShade="BF"/>
     </w:rPr>
   </w:style>
-  <w:style w:type="character" w:customStyle="1" w:styleId="5Char">
-    <w:name w:val="제목 5 Char"/>
-    <w:basedOn w:val="a0"/>
-    <w:link w:val="5"/>
+  <w:style w:type="character" w:customStyle="1" w:styleId="Heading5Char">
+    <w:name w:val="Heading 5 Char"/>
+    <w:basedOn w:val="DefaultParagraphFont"/>
+    <w:link w:val="Heading5"/>
     <w:uiPriority w:val="9"/>
     <w:semiHidden/>
     <w:rsid w:val="00075E5A"/>
@@ -3413,10 +3568,10 @@
       <w:color w:val="0F4761" w:themeColor="accent1" w:themeShade="BF"/>
     </w:rPr>
   </w:style>
-  <w:style w:type="character" w:customStyle="1" w:styleId="6Char">
-    <w:name w:val="제목 6 Char"/>
-    <w:basedOn w:val="a0"/>
-    <w:link w:val="6"/>
+  <w:style w:type="character" w:customStyle="1" w:styleId="Heading6Char">
+    <w:name w:val="Heading 6 Char"/>
+    <w:basedOn w:val="DefaultParagraphFont"/>
+    <w:link w:val="Heading6"/>
     <w:uiPriority w:val="9"/>
     <w:semiHidden/>
     <w:rsid w:val="00075E5A"/>
@@ -3427,10 +3582,10 @@
       <w:color w:val="595959" w:themeColor="text1" w:themeTint="A6"/>
     </w:rPr>
   </w:style>
-  <w:style w:type="character" w:customStyle="1" w:styleId="7Char">
-    <w:name w:val="제목 7 Char"/>
-    <w:basedOn w:val="a0"/>
-    <w:link w:val="7"/>
+  <w:style w:type="character" w:customStyle="1" w:styleId="Heading7Char">
+    <w:name w:val="Heading 7 Char"/>
+    <w:basedOn w:val="DefaultParagraphFont"/>
+    <w:link w:val="Heading7"/>
     <w:uiPriority w:val="9"/>
     <w:semiHidden/>
     <w:rsid w:val="00075E5A"/>
@@ -3439,10 +3594,10 @@
       <w:color w:val="595959" w:themeColor="text1" w:themeTint="A6"/>
     </w:rPr>
   </w:style>
-  <w:style w:type="character" w:customStyle="1" w:styleId="8Char">
-    <w:name w:val="제목 8 Char"/>
-    <w:basedOn w:val="a0"/>
-    <w:link w:val="8"/>
+  <w:style w:type="character" w:customStyle="1" w:styleId="Heading8Char">
+    <w:name w:val="Heading 8 Char"/>
+    <w:basedOn w:val="DefaultParagraphFont"/>
+    <w:link w:val="Heading8"/>
     <w:uiPriority w:val="9"/>
     <w:semiHidden/>
     <w:rsid w:val="00075E5A"/>
@@ -3453,10 +3608,10 @@
       <w:color w:val="272727" w:themeColor="text1" w:themeTint="D8"/>
     </w:rPr>
   </w:style>
-  <w:style w:type="character" w:customStyle="1" w:styleId="9Char">
-    <w:name w:val="제목 9 Char"/>
-    <w:basedOn w:val="a0"/>
-    <w:link w:val="9"/>
+  <w:style w:type="character" w:customStyle="1" w:styleId="Heading9Char">
+    <w:name w:val="Heading 9 Char"/>
+    <w:basedOn w:val="DefaultParagraphFont"/>
+    <w:link w:val="Heading9"/>
     <w:uiPriority w:val="9"/>
     <w:semiHidden/>
     <w:rsid w:val="00075E5A"/>
@@ -3465,11 +3620,11 @@
       <w:color w:val="272727" w:themeColor="text1" w:themeTint="D8"/>
     </w:rPr>
   </w:style>
-  <w:style w:type="paragraph" w:styleId="a3">
+  <w:style w:type="paragraph" w:styleId="Title">
     <w:name w:val="Title"/>
-    <w:basedOn w:val="a"/>
-    <w:next w:val="a"/>
-    <w:link w:val="Char"/>
+    <w:basedOn w:val="Normal"/>
+    <w:next w:val="Normal"/>
+    <w:link w:val="TitleChar"/>
     <w:uiPriority w:val="10"/>
     <w:qFormat/>
     <w:rsid w:val="00075E5A"/>
@@ -3485,10 +3640,10 @@
       <w:szCs w:val="56"/>
     </w:rPr>
   </w:style>
-  <w:style w:type="character" w:customStyle="1" w:styleId="Char">
-    <w:name w:val="제목 Char"/>
-    <w:basedOn w:val="a0"/>
-    <w:link w:val="a3"/>
+  <w:style w:type="character" w:customStyle="1" w:styleId="TitleChar">
+    <w:name w:val="Title Char"/>
+    <w:basedOn w:val="DefaultParagraphFont"/>
+    <w:link w:val="Title"/>
     <w:uiPriority w:val="10"/>
     <w:rsid w:val="00075E5A"/>
     <w:rPr>
@@ -3499,11 +3654,11 @@
       <w:szCs w:val="56"/>
     </w:rPr>
   </w:style>
-  <w:style w:type="paragraph" w:styleId="a4">
+  <w:style w:type="paragraph" w:styleId="Subtitle">
     <w:name w:val="Subtitle"/>
-    <w:basedOn w:val="a"/>
-    <w:next w:val="a"/>
-    <w:link w:val="Char0"/>
+    <w:basedOn w:val="Normal"/>
+    <w:next w:val="Normal"/>
+    <w:link w:val="SubtitleChar"/>
     <w:uiPriority w:val="11"/>
     <w:qFormat/>
     <w:rsid w:val="00075E5A"/>
@@ -3520,10 +3675,10 @@
       <w:szCs w:val="28"/>
     </w:rPr>
   </w:style>
-  <w:style w:type="character" w:customStyle="1" w:styleId="Char0">
-    <w:name w:val="부제 Char"/>
-    <w:basedOn w:val="a0"/>
-    <w:link w:val="a4"/>
+  <w:style w:type="character" w:customStyle="1" w:styleId="SubtitleChar">
+    <w:name w:val="Subtitle Char"/>
+    <w:basedOn w:val="DefaultParagraphFont"/>
+    <w:link w:val="Subtitle"/>
     <w:uiPriority w:val="11"/>
     <w:rsid w:val="00075E5A"/>
     <w:rPr>
@@ -3534,11 +3689,11 @@
       <w:szCs w:val="28"/>
     </w:rPr>
   </w:style>
-  <w:style w:type="paragraph" w:styleId="a5">
+  <w:style w:type="paragraph" w:styleId="Quote">
     <w:name w:val="Quote"/>
-    <w:basedOn w:val="a"/>
-    <w:next w:val="a"/>
-    <w:link w:val="Char1"/>
+    <w:basedOn w:val="Normal"/>
+    <w:next w:val="Normal"/>
+    <w:link w:val="QuoteChar"/>
     <w:uiPriority w:val="29"/>
     <w:qFormat/>
     <w:rsid w:val="00075E5A"/>
@@ -3552,10 +3707,10 @@
       <w:color w:val="404040" w:themeColor="text1" w:themeTint="BF"/>
     </w:rPr>
   </w:style>
-  <w:style w:type="character" w:customStyle="1" w:styleId="Char1">
-    <w:name w:val="인용 Char"/>
-    <w:basedOn w:val="a0"/>
-    <w:link w:val="a5"/>
+  <w:style w:type="character" w:customStyle="1" w:styleId="QuoteChar">
+    <w:name w:val="Quote Char"/>
+    <w:basedOn w:val="DefaultParagraphFont"/>
+    <w:link w:val="Quote"/>
     <w:uiPriority w:val="29"/>
     <w:rsid w:val="00075E5A"/>
     <w:rPr>
@@ -3564,9 +3719,9 @@
       <w:color w:val="404040" w:themeColor="text1" w:themeTint="BF"/>
     </w:rPr>
   </w:style>
-  <w:style w:type="paragraph" w:styleId="a6">
+  <w:style w:type="paragraph" w:styleId="ListParagraph">
     <w:name w:val="List Paragraph"/>
-    <w:basedOn w:val="a"/>
+    <w:basedOn w:val="Normal"/>
     <w:uiPriority w:val="34"/>
     <w:qFormat/>
     <w:rsid w:val="00075E5A"/>
@@ -3575,9 +3730,9 @@
       <w:contextualSpacing/>
     </w:pPr>
   </w:style>
-  <w:style w:type="character" w:styleId="a7">
+  <w:style w:type="character" w:styleId="IntenseEmphasis">
     <w:name w:val="Intense Emphasis"/>
-    <w:basedOn w:val="a0"/>
+    <w:basedOn w:val="DefaultParagraphFont"/>
     <w:uiPriority w:val="21"/>
     <w:qFormat/>
     <w:rsid w:val="00075E5A"/>
@@ -3587,11 +3742,11 @@
       <w:color w:val="0F4761" w:themeColor="accent1" w:themeShade="BF"/>
     </w:rPr>
   </w:style>
-  <w:style w:type="paragraph" w:styleId="a8">
+  <w:style w:type="paragraph" w:styleId="IntenseQuote">
     <w:name w:val="Intense Quote"/>
-    <w:basedOn w:val="a"/>
-    <w:next w:val="a"/>
-    <w:link w:val="Char2"/>
+    <w:basedOn w:val="Normal"/>
+    <w:next w:val="Normal"/>
+    <w:link w:val="IntenseQuoteChar"/>
     <w:uiPriority w:val="30"/>
     <w:qFormat/>
     <w:rsid w:val="00075E5A"/>
@@ -3610,10 +3765,10 @@
       <w:color w:val="0F4761" w:themeColor="accent1" w:themeShade="BF"/>
     </w:rPr>
   </w:style>
-  <w:style w:type="character" w:customStyle="1" w:styleId="Char2">
-    <w:name w:val="강한 인용 Char"/>
-    <w:basedOn w:val="a0"/>
-    <w:link w:val="a8"/>
+  <w:style w:type="character" w:customStyle="1" w:styleId="IntenseQuoteChar">
+    <w:name w:val="Intense Quote Char"/>
+    <w:basedOn w:val="DefaultParagraphFont"/>
+    <w:link w:val="IntenseQuote"/>
     <w:uiPriority w:val="30"/>
     <w:rsid w:val="00075E5A"/>
     <w:rPr>
@@ -3622,9 +3777,9 @@
       <w:color w:val="0F4761" w:themeColor="accent1" w:themeShade="BF"/>
     </w:rPr>
   </w:style>
-  <w:style w:type="character" w:styleId="a9">
+  <w:style w:type="character" w:styleId="IntenseReference">
     <w:name w:val="Intense Reference"/>
-    <w:basedOn w:val="a0"/>
+    <w:basedOn w:val="DefaultParagraphFont"/>
     <w:uiPriority w:val="32"/>
     <w:qFormat/>
     <w:rsid w:val="00075E5A"/>
@@ -3636,9 +3791,9 @@
       <w:spacing w:val="5"/>
     </w:rPr>
   </w:style>
-  <w:style w:type="table" w:styleId="aa">
+  <w:style w:type="table" w:styleId="TableGrid">
     <w:name w:val="Table Grid"/>
-    <w:basedOn w:val="a1"/>
+    <w:basedOn w:val="TableNormal"/>
     <w:uiPriority w:val="39"/>
     <w:rsid w:val="004028B8"/>
     <w:pPr>

--- a/README_eunkyung jeon.docx
+++ b/README_eunkyung jeon.docx
@@ -1,16 +1,32 @@
 
 <file path=word/document.xml><?xml version="1.0" encoding="utf-8"?>
-<w:document xmlns:wpc="http://schemas.microsoft.com/office/word/2010/wordprocessingCanvas" xmlns:cx="http://schemas.microsoft.com/office/drawing/2014/chartex" xmlns:cx1="http://schemas.microsoft.com/office/drawing/2015/9/8/chartex" xmlns:cx2="http://schemas.microsoft.com/office/drawing/2015/10/21/chartex" xmlns:cx3="http://schemas.microsoft.com/office/drawing/2016/5/9/chartex" xmlns:cx4="http://schemas.microsoft.com/office/drawing/2016/5/10/chartex" xmlns:cx5="http://schemas.microsoft.com/office/drawing/2016/5/11/chartex" xmlns:cx6="http://schemas.microsoft.com/office/drawing/2016/5/12/chartex" xmlns:cx7="http://schemas.microsoft.com/office/drawing/2016/5/13/chartex" xmlns:cx8="http://schemas.microsoft.com/office/drawing/2016/5/14/chartex" xmlns:mc="http://schemas.openxmlformats.org/markup-compatibility/2006" xmlns:aink="http://schemas.microsoft.com/office/drawing/2016/ink" xmlns:am3d="http://schemas.microsoft.com/office/drawing/2017/model3d" xmlns:o="urn:schemas-microsoft-com:office:office" xmlns:oel="http://schemas.microsoft.com/office/2019/extlst" xmlns:r="http://schemas.openxmlformats.org/officeDocument/2006/relationships" xmlns:m="http://schemas.openxmlformats.org/officeDocument/2006/math" xmlns:v="urn:schemas-microsoft-com:vml" xmlns:wp14="http://schemas.microsoft.com/office/word/2010/wordprocessingDrawing" xmlns:wp="http://schemas.openxmlformats.org/drawingml/2006/wordprocessingDrawing" xmlns:w10="urn:schemas-microsoft-com:office:word" xmlns:w="http://schemas.openxmlformats.org/wordprocessingml/2006/main" xmlns:w14="http://schemas.microsoft.com/office/word/2010/wordml" xmlns:w15="http://schemas.microsoft.com/office/word/2012/wordml" xmlns:w16cex="http://schemas.microsoft.com/office/word/2018/wordml/cex" xmlns:w16cid="http://schemas.microsoft.com/office/word/2016/wordml/cid" xmlns:w16="http://schemas.microsoft.com/office/word/2018/wordml" xmlns:w16du="http://schemas.microsoft.com/office/word/2023/wordml/word16du" xmlns:w16sdtdh="http://schemas.microsoft.com/office/word/2020/wordml/sdtdatahash" xmlns:w16se="http://schemas.microsoft.com/office/word/2015/wordml/symex" xmlns:wpg="http://schemas.microsoft.com/office/word/2010/wordprocessingGroup" xmlns:wpi="http://schemas.microsoft.com/office/word/2010/wordprocessingInk" xmlns:wne="http://schemas.microsoft.com/office/word/2006/wordml" xmlns:wps="http://schemas.microsoft.com/office/word/2010/wordprocessingShape" mc:Ignorable="w14 w15 w16se w16cid w16 w16cex w16sdtdh w16du wp14">
+<w:document xmlns:wpc="http://schemas.microsoft.com/office/word/2010/wordprocessingCanvas" xmlns:cx="http://schemas.microsoft.com/office/drawing/2014/chartex" xmlns:cx1="http://schemas.microsoft.com/office/drawing/2015/9/8/chartex" xmlns:cx2="http://schemas.microsoft.com/office/drawing/2015/10/21/chartex" xmlns:cx3="http://schemas.microsoft.com/office/drawing/2016/5/9/chartex" xmlns:cx4="http://schemas.microsoft.com/office/drawing/2016/5/10/chartex" xmlns:cx5="http://schemas.microsoft.com/office/drawing/2016/5/11/chartex" xmlns:cx6="http://schemas.microsoft.com/office/drawing/2016/5/12/chartex" xmlns:cx7="http://schemas.microsoft.com/office/drawing/2016/5/13/chartex" xmlns:cx8="http://schemas.microsoft.com/office/drawing/2016/5/14/chartex" xmlns:mc="http://schemas.openxmlformats.org/markup-compatibility/2006" xmlns:aink="http://schemas.microsoft.com/office/drawing/2016/ink" xmlns:am3d="http://schemas.microsoft.com/office/drawing/2017/model3d" xmlns:o="urn:schemas-microsoft-com:office:office" xmlns:oel="http://schemas.microsoft.com/office/2019/extlst" xmlns:r="http://schemas.openxmlformats.org/officeDocument/2006/relationships" xmlns:m="http://schemas.openxmlformats.org/officeDocument/2006/math" xmlns:v="urn:schemas-microsoft-com:vml" xmlns:wp14="http://schemas.microsoft.com/office/word/2010/wordprocessingDrawing" xmlns:wp="http://schemas.openxmlformats.org/drawingml/2006/wordprocessingDrawing" xmlns:w10="urn:schemas-microsoft-com:office:word" xmlns:w="http://schemas.openxmlformats.org/wordprocessingml/2006/main" xmlns:w14="http://schemas.microsoft.com/office/word/2010/wordml" xmlns:w15="http://schemas.microsoft.com/office/word/2012/wordml" xmlns:w16cex="http://schemas.microsoft.com/office/word/2018/wordml/cex" xmlns:w16cid="http://schemas.microsoft.com/office/word/2016/wordml/cid" xmlns:w16="http://schemas.microsoft.com/office/word/2018/wordml" xmlns:w16du="http://schemas.microsoft.com/office/word/2023/wordml/word16du" xmlns:w16sdtdh="http://schemas.microsoft.com/office/word/2020/wordml/sdtdatahash" xmlns:w16sdtfl="http://schemas.microsoft.com/office/word/2024/wordml/sdtformatlock" xmlns:w16se="http://schemas.microsoft.com/office/word/2015/wordml/symex" xmlns:wpg="http://schemas.microsoft.com/office/word/2010/wordprocessingGroup" xmlns:wpi="http://schemas.microsoft.com/office/word/2010/wordprocessingInk" xmlns:wne="http://schemas.microsoft.com/office/word/2006/wordml" xmlns:wps="http://schemas.microsoft.com/office/word/2010/wordprocessingShape" mc:Ignorable="w14 w15 w16se w16cid w16 w16cex w16sdtdh w16sdtfl w16du wp14">
   <w:body>
     <w:p>
-      <w:r>
+      <w:pPr>
+        <w:rPr>
+          <w:b/>
+          <w:bCs/>
+          <w:sz w:val="28"/>
+          <w:szCs w:val="28"/>
+          <w:u w:val="single"/>
+        </w:rPr>
+      </w:pPr>
+      <w:r>
+        <w:rPr>
+          <w:b/>
+          <w:bCs/>
+          <w:sz w:val="28"/>
+          <w:szCs w:val="28"/>
+          <w:u w:val="single"/>
+        </w:rPr>
         <w:t>README</w:t>
       </w:r>
     </w:p>
     <w:p/>
     <w:p>
       <w:pPr>
-        <w:pStyle w:val="ListParagraph"/>
+        <w:pStyle w:val="a6"/>
         <w:numPr>
           <w:ilvl w:val="0"/>
           <w:numId w:val="1"/>
@@ -32,38 +48,37 @@
     </w:p>
     <w:p>
       <w:pPr>
-        <w:pStyle w:val="ListParagraph"/>
+        <w:pStyle w:val="a6"/>
       </w:pPr>
     </w:p>
     <w:p>
       <w:pPr>
-        <w:pStyle w:val="ListParagraph"/>
-      </w:pPr>
-      <w:r>
-        <w:t>The paper studies the role of banks and nonbanks in driving fluctuations in syndicated loan supply over the business cycle. The key finding is that nonbank lending is substantially more cyclical than bank lending and accounts for most of the contraction in credit during downturns such as the Global Financial Crisis.</w:t>
+        <w:pStyle w:val="a6"/>
+      </w:pPr>
+      <w:r>
+        <w:t xml:space="preserve">The paper studies the role of banks and nonbanks in driving fluctuations in syndicated loan supply. The key finding is that nonbank lending </w:t>
+      </w:r>
+      <w:r>
+        <w:t xml:space="preserve">accounts for most of the contraction in credit during downturns such as the Global Financial Crisis </w:t>
+      </w:r>
+      <w:r>
+        <w:rPr>
+          <w:rFonts w:hint="eastAsia"/>
+        </w:rPr>
+        <w:t xml:space="preserve">and </w:t>
+      </w:r>
+      <w:r>
+        <w:t>is substantially more cyclical than bank lending.</w:t>
       </w:r>
     </w:p>
     <w:p>
       <w:pPr>
-        <w:pStyle w:val="ListParagraph"/>
+        <w:pStyle w:val="a6"/>
       </w:pPr>
     </w:p>
     <w:p>
       <w:pPr>
-        <w:pStyle w:val="ListParagraph"/>
-      </w:pPr>
-      <w:r>
-        <w:t>This package includes the data, code, and instructions required to replicate the main results in the paper (excluding appendix results).</w:t>
-      </w:r>
-    </w:p>
-    <w:p>
-      <w:pPr>
-        <w:pStyle w:val="ListParagraph"/>
-      </w:pPr>
-    </w:p>
-    <w:p>
-      <w:pPr>
-        <w:pStyle w:val="ListParagraph"/>
+        <w:pStyle w:val="a6"/>
         <w:numPr>
           <w:ilvl w:val="0"/>
           <w:numId w:val="1"/>
@@ -78,95 +93,96 @@
           <w:b/>
           <w:bCs/>
         </w:rPr>
-        <w:t>Folder Structure</w:t>
+        <w:t>Instructions to Run the Code</w:t>
       </w:r>
     </w:p>
     <w:p>
       <w:pPr>
-        <w:pStyle w:val="ListParagraph"/>
+        <w:pStyle w:val="a6"/>
         <w:numPr>
-          <w:ilvl w:val="0"/>
+          <w:ilvl w:val="1"/>
+          <w:numId w:val="1"/>
+        </w:numPr>
+      </w:pPr>
+      <w:r>
+        <w:t>Open Stata do file “0_master.do”</w:t>
+      </w:r>
+    </w:p>
+    <w:p>
+      <w:pPr>
+        <w:pStyle w:val="a6"/>
+        <w:numPr>
+          <w:ilvl w:val="1"/>
+          <w:numId w:val="1"/>
+        </w:numPr>
+      </w:pPr>
+      <w:r>
+        <w:t>Set the working directory to the replication folder</w:t>
+      </w:r>
+    </w:p>
+    <w:p>
+      <w:pPr>
+        <w:pStyle w:val="a6"/>
+        <w:numPr>
+          <w:ilvl w:val="1"/>
+          <w:numId w:val="1"/>
+        </w:numPr>
+        <w:spacing w:line="240" w:lineRule="auto"/>
+      </w:pPr>
+      <w:r>
+        <w:t>The</w:t>
+      </w:r>
+      <w:r>
+        <w:rPr>
+          <w:rFonts w:hint="eastAsia"/>
+        </w:rPr>
+        <w:t>n,</w:t>
+      </w:r>
+      <w:r>
+        <w:t xml:space="preserve"> master file performs the following steps automatically:</w:t>
+      </w:r>
+    </w:p>
+    <w:p>
+      <w:pPr>
+        <w:pStyle w:val="a6"/>
+        <w:numPr>
+          <w:ilvl w:val="2"/>
           <w:numId w:val="2"/>
         </w:numPr>
       </w:pPr>
       <w:r>
-        <w:t>code/:Contains all Stata do-files used for data cleaning, variable construction, and estimation</w:t>
+        <w:t>Cleans raw data</w:t>
+      </w:r>
+      <w:r>
+        <w:rPr>
+          <w:rFonts w:hint="eastAsia"/>
+        </w:rPr>
+        <w:t xml:space="preserve"> and c</w:t>
+      </w:r>
+      <w:r>
+        <w:t>onstructs all variables used in the analysis</w:t>
       </w:r>
     </w:p>
     <w:p>
       <w:pPr>
-        <w:pStyle w:val="ListParagraph"/>
+        <w:pStyle w:val="a6"/>
         <w:numPr>
-          <w:ilvl w:val="0"/>
+          <w:ilvl w:val="2"/>
           <w:numId w:val="2"/>
         </w:numPr>
       </w:pPr>
       <w:r>
-        <w:t>data/: Contains raw and intermediate datasets</w:t>
+        <w:t>Generates all tables and figures</w:t>
       </w:r>
     </w:p>
     <w:p>
       <w:pPr>
-        <w:pStyle w:val="ListParagraph"/>
-        <w:numPr>
-          <w:ilvl w:val="0"/>
-          <w:numId w:val="2"/>
-        </w:numPr>
-      </w:pPr>
-      <w:r>
-        <w:t>tables/</w:t>
-      </w:r>
-      <w:r>
-        <w:t xml:space="preserve">: </w:t>
-      </w:r>
-      <w:r>
-        <w:t>Stores all generated regression tables</w:t>
-      </w:r>
+        <w:pStyle w:val="a6"/>
+      </w:pPr>
     </w:p>
     <w:p>
       <w:pPr>
-        <w:pStyle w:val="ListParagraph"/>
-        <w:numPr>
-          <w:ilvl w:val="0"/>
-          <w:numId w:val="2"/>
-        </w:numPr>
-      </w:pPr>
-      <w:r>
-        <w:t>figures/</w:t>
-      </w:r>
-      <w:r>
-        <w:t xml:space="preserve">: </w:t>
-      </w:r>
-      <w:r>
-        <w:t>Stores all generated figures</w:t>
-      </w:r>
-    </w:p>
-    <w:p>
-      <w:pPr>
-        <w:pStyle w:val="ListParagraph"/>
-        <w:numPr>
-          <w:ilvl w:val="0"/>
-          <w:numId w:val="2"/>
-        </w:numPr>
-      </w:pPr>
-      <w:r>
-        <w:t>0_master.do</w:t>
-      </w:r>
-      <w:r>
-        <w:t xml:space="preserve">: </w:t>
-      </w:r>
-      <w:r>
-        <w:t>Main file that runs the full replication</w:t>
-      </w:r>
-    </w:p>
-    <w:p>
-      <w:pPr>
-        <w:pStyle w:val="ListParagraph"/>
-      </w:pPr>
-    </w:p>
-    <w:p>
-      <w:pPr>
-        <w:pStyle w:val="ListParagraph"/>
+        <w:pStyle w:val="a6"/>
         <w:numPr>
           <w:ilvl w:val="0"/>
           <w:numId w:val="1"/>
@@ -181,95 +197,104 @@
           <w:b/>
           <w:bCs/>
         </w:rPr>
-        <w:t xml:space="preserve">I use </w:t>
-      </w:r>
-      <w:proofErr w:type="spellStart"/>
-      <w:r>
-        <w:rPr>
-          <w:b/>
-          <w:bCs/>
-        </w:rPr>
-        <w:t>stata</w:t>
-      </w:r>
-      <w:proofErr w:type="spellEnd"/>
-      <w:r>
-        <w:rPr>
-          <w:b/>
-          <w:bCs/>
-        </w:rPr>
-        <w:t xml:space="preserve"> to replicate, and I already </w:t>
-      </w:r>
-      <w:r>
-        <w:rPr>
-          <w:b/>
-          <w:bCs/>
-        </w:rPr>
-        <w:t xml:space="preserve">download </w:t>
-      </w:r>
-      <w:proofErr w:type="spellStart"/>
-      <w:r>
-        <w:rPr>
-          <w:b/>
-          <w:bCs/>
-        </w:rPr>
-        <w:t>DealScan</w:t>
-      </w:r>
-      <w:proofErr w:type="spellEnd"/>
-      <w:r>
-        <w:rPr>
-          <w:b/>
-          <w:bCs/>
-        </w:rPr>
-        <w:t xml:space="preserve"> and </w:t>
-      </w:r>
-      <w:proofErr w:type="spellStart"/>
-      <w:r>
-        <w:rPr>
-          <w:b/>
-          <w:bCs/>
-        </w:rPr>
-        <w:t>Compustat</w:t>
-      </w:r>
-      <w:proofErr w:type="spellEnd"/>
-      <w:r>
-        <w:rPr>
-          <w:b/>
-          <w:bCs/>
-        </w:rPr>
-        <w:t xml:space="preserve"> data</w:t>
-      </w:r>
-      <w:r>
-        <w:rPr>
-          <w:b/>
-          <w:bCs/>
-        </w:rPr>
-        <w:t xml:space="preserve"> from </w:t>
-      </w:r>
-      <w:proofErr w:type="spellStart"/>
-      <w:r>
-        <w:rPr>
-          <w:b/>
-          <w:bCs/>
-        </w:rPr>
-        <w:t>wrds</w:t>
-      </w:r>
-      <w:proofErr w:type="spellEnd"/>
-      <w:r>
-        <w:rPr>
-          <w:b/>
-          <w:bCs/>
-        </w:rPr>
-        <w:t>.</w:t>
+        <w:t>Folder Structure</w:t>
       </w:r>
     </w:p>
     <w:p>
       <w:pPr>
-        <w:pStyle w:val="ListParagraph"/>
-      </w:pPr>
+        <w:pStyle w:val="a6"/>
+        <w:numPr>
+          <w:ilvl w:val="0"/>
+          <w:numId w:val="2"/>
+        </w:numPr>
+      </w:pPr>
+      <w:r>
+        <w:t>code/:</w:t>
+      </w:r>
+      <w:r>
+        <w:rPr>
+          <w:rFonts w:hint="eastAsia"/>
+        </w:rPr>
+        <w:t xml:space="preserve"> </w:t>
+      </w:r>
+      <w:r>
+        <w:t>Contains all Stata do-files used for data cleaning, variable construction, and estimation</w:t>
+      </w:r>
     </w:p>
     <w:p>
       <w:pPr>
-        <w:pStyle w:val="ListParagraph"/>
+        <w:pStyle w:val="a6"/>
+        <w:numPr>
+          <w:ilvl w:val="0"/>
+          <w:numId w:val="2"/>
+        </w:numPr>
+      </w:pPr>
+      <w:r>
+        <w:t>data/: Contains raw and intermediate datasets</w:t>
+      </w:r>
+    </w:p>
+    <w:p>
+      <w:pPr>
+        <w:pStyle w:val="a6"/>
+        <w:numPr>
+          <w:ilvl w:val="0"/>
+          <w:numId w:val="2"/>
+        </w:numPr>
+      </w:pPr>
+      <w:r>
+        <w:t>tables/</w:t>
+      </w:r>
+      <w:r>
+        <w:t xml:space="preserve">: </w:t>
+      </w:r>
+      <w:r>
+        <w:t>Stores all generated regression tables</w:t>
+      </w:r>
+    </w:p>
+    <w:p>
+      <w:pPr>
+        <w:pStyle w:val="a6"/>
+        <w:numPr>
+          <w:ilvl w:val="0"/>
+          <w:numId w:val="2"/>
+        </w:numPr>
+      </w:pPr>
+      <w:r>
+        <w:t>figures/</w:t>
+      </w:r>
+      <w:r>
+        <w:t xml:space="preserve">: </w:t>
+      </w:r>
+      <w:r>
+        <w:t>Stores all generated figures</w:t>
+      </w:r>
+    </w:p>
+    <w:p>
+      <w:pPr>
+        <w:pStyle w:val="a6"/>
+        <w:numPr>
+          <w:ilvl w:val="0"/>
+          <w:numId w:val="2"/>
+        </w:numPr>
+      </w:pPr>
+      <w:r>
+        <w:t>0_master.do</w:t>
+      </w:r>
+      <w:r>
+        <w:t xml:space="preserve">: </w:t>
+      </w:r>
+      <w:r>
+        <w:t>Main file that runs the full replication</w:t>
+      </w:r>
+    </w:p>
+    <w:p>
+      <w:pPr>
+        <w:pStyle w:val="a6"/>
+      </w:pPr>
+    </w:p>
+    <w:p>
+      <w:pPr>
+        <w:pStyle w:val="a6"/>
         <w:numPr>
           <w:ilvl w:val="0"/>
           <w:numId w:val="1"/>
@@ -284,118 +309,42 @@
           <w:b/>
           <w:bCs/>
         </w:rPr>
-        <w:t>Instructions to Run the Code</w:t>
+        <w:t xml:space="preserve">I use stata to replicate, and I already </w:t>
       </w:r>
       <w:r>
         <w:rPr>
           <w:b/>
           <w:bCs/>
         </w:rPr>
-        <w:t xml:space="preserve">: </w:t>
-      </w:r>
-    </w:p>
-    <w:p>
-      <w:pPr>
-        <w:pStyle w:val="ListParagraph"/>
-      </w:pPr>
-    </w:p>
-    <w:p>
-      <w:pPr>
-        <w:pStyle w:val="ListParagraph"/>
-        <w:numPr>
-          <w:ilvl w:val="1"/>
-          <w:numId w:val="1"/>
-        </w:numPr>
-      </w:pPr>
-      <w:r>
-        <w:t>Open Stata</w:t>
-      </w:r>
-      <w:r>
-        <w:t xml:space="preserve"> do file “0_master.do”</w:t>
-      </w:r>
-    </w:p>
-    <w:p>
-      <w:pPr>
-        <w:pStyle w:val="ListParagraph"/>
-        <w:numPr>
-          <w:ilvl w:val="1"/>
-          <w:numId w:val="1"/>
-        </w:numPr>
-      </w:pPr>
-      <w:r>
-        <w:t>Set the working directory to the replication folder</w:t>
-      </w:r>
-    </w:p>
-    <w:p>
-      <w:pPr>
-        <w:spacing w:line="240" w:lineRule="auto"/>
-        <w:ind w:left="1080"/>
-      </w:pPr>
+        <w:t>download DealScan and Compustat data</w:t>
+      </w:r>
       <w:r>
         <w:rPr>
-          <w:u w:val="single"/>
+          <w:b/>
+          <w:bCs/>
         </w:rPr>
-        <w:t>The master file performs the following steps automatically</w:t>
-      </w:r>
-      <w:r>
-        <w:t>:</w:t>
-      </w:r>
-    </w:p>
-    <w:p>
-      <w:pPr>
-        <w:pStyle w:val="ListParagraph"/>
-        <w:numPr>
-          <w:ilvl w:val="1"/>
-          <w:numId w:val="2"/>
-        </w:numPr>
-      </w:pPr>
-      <w:r>
-        <w:t>Cleans and processes raw data</w:t>
-      </w:r>
-    </w:p>
-    <w:p>
-      <w:pPr>
-        <w:pStyle w:val="ListParagraph"/>
-        <w:numPr>
-          <w:ilvl w:val="1"/>
-          <w:numId w:val="2"/>
-        </w:numPr>
-      </w:pPr>
-      <w:r>
-        <w:t>Constructs all variables used in the analysis</w:t>
-      </w:r>
-    </w:p>
-    <w:p>
-      <w:pPr>
-        <w:pStyle w:val="ListParagraph"/>
-        <w:numPr>
-          <w:ilvl w:val="1"/>
-          <w:numId w:val="2"/>
-        </w:numPr>
-      </w:pPr>
-      <w:r>
-        <w:t>Runs all regressions</w:t>
-      </w:r>
-      <w:r>
-        <w:t>??????</w:t>
-      </w:r>
-    </w:p>
-    <w:p>
-      <w:pPr>
-        <w:pStyle w:val="ListParagraph"/>
-        <w:numPr>
-          <w:ilvl w:val="1"/>
-          <w:numId w:val="2"/>
-        </w:numPr>
-      </w:pPr>
-      <w:r>
-        <w:t>Generates all tables and figures</w:t>
+        <w:t xml:space="preserve"> from wrds.</w:t>
       </w:r>
     </w:p>
     <w:p/>
     <w:p>
       <w:pPr>
-        <w:pStyle w:val="ListParagraph"/>
+        <w:rPr>
+          <w:b/>
+          <w:bCs/>
+        </w:rPr>
+      </w:pPr>
+      <w:r>
+        <w:rPr>
+          <w:b/>
+          <w:bCs/>
+        </w:rPr>
+        <w:br w:type="page"/>
+      </w:r>
+    </w:p>
+    <w:p>
+      <w:pPr>
+        <w:pStyle w:val="a6"/>
         <w:numPr>
           <w:ilvl w:val="0"/>
           <w:numId w:val="1"/>
@@ -416,46 +365,26 @@
     </w:p>
     <w:p>
       <w:pPr>
-        <w:rPr>
-          <w:b/>
-          <w:bCs/>
-          <w:sz w:val="12"/>
-          <w:szCs w:val="12"/>
-        </w:rPr>
-      </w:pPr>
-    </w:p>
-    <w:p>
-      <w:pPr>
-        <w:pStyle w:val="ListParagraph"/>
+        <w:pStyle w:val="a6"/>
         <w:numPr>
           <w:ilvl w:val="0"/>
           <w:numId w:val="2"/>
         </w:numPr>
       </w:pPr>
-      <w:proofErr w:type="spellStart"/>
-      <w:r>
-        <w:t>DealScan</w:t>
-      </w:r>
-      <w:proofErr w:type="spellEnd"/>
-      <w:r>
-        <w:t xml:space="preserve"> syndicated loan data (via WRDS)</w:t>
+      <w:r>
+        <w:t>DealScan syndicated loan data (via WRDS)</w:t>
       </w:r>
     </w:p>
     <w:p>
       <w:pPr>
-        <w:pStyle w:val="ListParagraph"/>
+        <w:pStyle w:val="a6"/>
         <w:numPr>
           <w:ilvl w:val="1"/>
           <w:numId w:val="2"/>
         </w:numPr>
       </w:pPr>
-      <w:proofErr w:type="spellStart"/>
-      <w:r>
-        <w:t>DealScan</w:t>
-      </w:r>
-      <w:proofErr w:type="spellEnd"/>
-      <w:r>
-        <w:t xml:space="preserve"> legacy</w:t>
+      <w:r>
+        <w:t>DealScan legacy</w:t>
       </w:r>
       <w:r>
         <w:rPr>
@@ -464,38 +393,37 @@
         <w:t xml:space="preserve">: </w:t>
       </w:r>
       <w:r>
-        <w:t xml:space="preserve">The legacy </w:t>
-      </w:r>
-      <w:proofErr w:type="spellStart"/>
-      <w:r>
-        <w:t>DealScan</w:t>
-      </w:r>
-      <w:proofErr w:type="spellEnd"/>
-      <w:r>
-        <w:t xml:space="preserve"> dataset is the version traditionally used in the literature. It is primarily used in the paper to replicate results from earlier studies and to maintain consistency with prior research.</w:t>
+        <w:t xml:space="preserve">The legacy DealScan dataset covers approximately 1987–2017 and corresponds to the version traditionally used in the syndicated loan literature. It is primarily used in the paper to replicate </w:t>
       </w:r>
       <w:r>
         <w:rPr>
           <w:rFonts w:hint="eastAsia"/>
         </w:rPr>
+        <w:t>past</w:t>
+      </w:r>
+      <w:r>
         <w:t xml:space="preserve"> </w:t>
+      </w:r>
+      <w:r>
+        <w:rPr>
+          <w:rFonts w:hint="eastAsia"/>
+        </w:rPr>
+        <w:t>literature</w:t>
+      </w:r>
+      <w:r>
+        <w:t xml:space="preserve"> and to conduct the analysis around the 2008 Global Financial Crisis (GFC), since most existing linking tables between DealScan and borrower/lender datasets rely on legacy DealScan identifiers.</w:t>
       </w:r>
     </w:p>
     <w:p>
       <w:pPr>
-        <w:pStyle w:val="ListParagraph"/>
+        <w:pStyle w:val="a6"/>
         <w:numPr>
           <w:ilvl w:val="1"/>
           <w:numId w:val="2"/>
         </w:numPr>
       </w:pPr>
-      <w:proofErr w:type="spellStart"/>
-      <w:r>
-        <w:t>Deascan</w:t>
-      </w:r>
-      <w:proofErr w:type="spellEnd"/>
-      <w:r>
-        <w:t xml:space="preserve"> new</w:t>
+      <w:r>
+        <w:t>Deascan new</w:t>
       </w:r>
       <w:r>
         <w:rPr>
@@ -504,93 +432,104 @@
         <w:t xml:space="preserve">: </w:t>
       </w:r>
       <w:r>
-        <w:t xml:space="preserve">The new </w:t>
-      </w:r>
-      <w:proofErr w:type="spellStart"/>
-      <w:r>
-        <w:t>DealScan</w:t>
-      </w:r>
-      <w:proofErr w:type="spellEnd"/>
-      <w:r>
-        <w:t xml:space="preserve"> dataset is an updated version that extends coverage to more recent years and includes improved loan-level information. The authors use this dataset to extend the analysis and examine credit cycles over a longer and more recent time horizon.</w:t>
+        <w:t>Beginning around 2018, Refinitiv introduced a redesigned DealScan database structure with extended coverage and improved loan-level and lender-level information. The authors use this updated dataset to extend the analysis to more recent years and examine credit cycles over a longer and more recent time horizon</w:t>
       </w:r>
       <w:r>
         <w:rPr>
           <w:rFonts w:hint="eastAsia"/>
         </w:rPr>
-        <w:t xml:space="preserve"> </w:t>
-      </w:r>
-      <w:r>
-        <w:t>M</w:t>
-      </w:r>
-      <w:r>
-        <w:rPr>
-          <w:rFonts w:hint="eastAsia"/>
-        </w:rPr>
-        <w:t>ain?</w:t>
+        <w:t>.</w:t>
       </w:r>
     </w:p>
     <w:p>
       <w:pPr>
-        <w:pStyle w:val="ListParagraph"/>
+        <w:pStyle w:val="a6"/>
         <w:numPr>
           <w:ilvl w:val="0"/>
           <w:numId w:val="2"/>
         </w:numPr>
       </w:pPr>
-      <w:proofErr w:type="spellStart"/>
-      <w:r>
-        <w:t>Compustat</w:t>
-      </w:r>
-      <w:proofErr w:type="spellEnd"/>
-      <w:r>
-        <w:t xml:space="preserve"> firm financial data (via WRDS)</w:t>
+      <w:r>
+        <w:t>Compustat firm financial data (via WRDS)</w:t>
       </w:r>
     </w:p>
     <w:p>
       <w:pPr>
-        <w:pStyle w:val="ListParagraph"/>
+        <w:pStyle w:val="a6"/>
         <w:numPr>
           <w:ilvl w:val="0"/>
           <w:numId w:val="2"/>
         </w:numPr>
       </w:pPr>
       <w:r>
-        <w:t>Excess Bond Premium (EBP) from Gilchrist and Zakrajsek (2012)</w:t>
+        <w:t>Excess Bond Premium (EBP)</w:t>
+      </w:r>
+      <w:r>
+        <w:rPr>
+          <w:rFonts w:hint="eastAsia"/>
+        </w:rPr>
+        <w:t xml:space="preserve"> time series data</w:t>
+      </w:r>
+      <w:r>
+        <w:t xml:space="preserve"> </w:t>
+      </w:r>
+      <w:r>
+        <w:rPr>
+          <w:rFonts w:hint="eastAsia"/>
+        </w:rPr>
+        <w:t xml:space="preserve">(via </w:t>
+      </w:r>
+      <w:r>
+        <w:t>Gilchrist and Zakrajsek (2012)</w:t>
+      </w:r>
+      <w:r>
+        <w:rPr>
+          <w:rFonts w:hint="eastAsia"/>
+        </w:rPr>
+        <w:t>)</w:t>
       </w:r>
     </w:p>
     <w:p>
       <w:pPr>
-        <w:pStyle w:val="ListParagraph"/>
+        <w:pStyle w:val="a6"/>
         <w:numPr>
           <w:ilvl w:val="0"/>
           <w:numId w:val="2"/>
         </w:numPr>
       </w:pPr>
       <w:r>
+        <w:rPr>
+          <w:rFonts w:hint="eastAsia"/>
+        </w:rPr>
+        <w:t xml:space="preserve">Collateralized loan (CLO) data, </w:t>
+      </w:r>
+      <w:r>
         <w:t>Shared National Credit (SNC) data</w:t>
+      </w:r>
+      <w:r>
+        <w:rPr>
+          <w:rFonts w:hint="eastAsia"/>
+        </w:rPr>
+        <w:t xml:space="preserve"> and </w:t>
+      </w:r>
+      <w:r>
+        <w:t>Mutual fund data from Morningstar</w:t>
+      </w:r>
+      <w:r>
+        <w:rPr>
+          <w:rFonts w:hint="eastAsia"/>
+        </w:rPr>
+        <w:t xml:space="preserve"> is not accessible and author provided processed data in final dataset, so I do not include 3a, 3b, 3c and 4a, 4b in master file.</w:t>
       </w:r>
     </w:p>
     <w:p>
       <w:pPr>
-        <w:pStyle w:val="ListParagraph"/>
-        <w:numPr>
-          <w:ilvl w:val="0"/>
-          <w:numId w:val="2"/>
-        </w:numPr>
-      </w:pPr>
-      <w:r>
-        <w:t>Mutual fund data from Morningstar</w:t>
-      </w:r>
-    </w:p>
-    <w:p>
-      <w:pPr>
-        <w:pStyle w:val="ListParagraph"/>
+        <w:pStyle w:val="a6"/>
       </w:pPr>
     </w:p>
     <w:tbl>
       <w:tblPr>
-        <w:tblStyle w:val="TableGrid"/>
+        <w:tblStyle w:val="aa"/>
         <w:tblW w:w="0" w:type="auto"/>
         <w:tblInd w:w="-5" w:type="dxa"/>
         <w:tblLayout w:type="fixed"/>
@@ -609,7 +548,7 @@
           </w:tcPr>
           <w:p>
             <w:pPr>
-              <w:pStyle w:val="ListParagraph"/>
+              <w:pStyle w:val="a6"/>
               <w:ind w:left="0"/>
               <w:rPr>
                 <w:b/>
@@ -631,7 +570,7 @@
           </w:tcPr>
           <w:p>
             <w:pPr>
-              <w:pStyle w:val="ListParagraph"/>
+              <w:pStyle w:val="a6"/>
               <w:ind w:left="0"/>
               <w:rPr>
                 <w:b/>
@@ -653,7 +592,7 @@
           </w:tcPr>
           <w:p>
             <w:pPr>
-              <w:pStyle w:val="ListParagraph"/>
+              <w:pStyle w:val="a6"/>
               <w:ind w:left="0"/>
               <w:rPr>
                 <w:b/>
@@ -675,7 +614,7 @@
           </w:tcPr>
           <w:p>
             <w:pPr>
-              <w:pStyle w:val="ListParagraph"/>
+              <w:pStyle w:val="a6"/>
               <w:ind w:left="0"/>
               <w:rPr>
                 <w:b/>
@@ -704,14 +643,13 @@
           </w:tcPr>
           <w:p>
             <w:pPr>
-              <w:pStyle w:val="ListParagraph"/>
-              <w:ind w:left="0"/>
-              <w:rPr>
-                <w:sz w:val="20"/>
-                <w:szCs w:val="20"/>
-              </w:rPr>
-            </w:pPr>
-            <w:proofErr w:type="spellStart"/>
+              <w:pStyle w:val="a6"/>
+              <w:ind w:left="0"/>
+              <w:rPr>
+                <w:sz w:val="20"/>
+                <w:szCs w:val="20"/>
+              </w:rPr>
+            </w:pPr>
             <w:r>
               <w:rPr>
                 <w:sz w:val="20"/>
@@ -719,7 +657,6 @@
               </w:rPr>
               <w:t>Dealscan_old</w:t>
             </w:r>
-            <w:proofErr w:type="spellEnd"/>
           </w:p>
         </w:tc>
         <w:tc>
@@ -728,14 +665,13 @@
           </w:tcPr>
           <w:p>
             <w:pPr>
-              <w:pStyle w:val="ListParagraph"/>
-              <w:ind w:left="0"/>
-              <w:rPr>
-                <w:sz w:val="20"/>
-                <w:szCs w:val="20"/>
-              </w:rPr>
-            </w:pPr>
-            <w:proofErr w:type="spellStart"/>
+              <w:pStyle w:val="a6"/>
+              <w:ind w:left="0"/>
+              <w:rPr>
+                <w:sz w:val="20"/>
+                <w:szCs w:val="20"/>
+              </w:rPr>
+            </w:pPr>
             <w:r>
               <w:rPr>
                 <w:sz w:val="20"/>
@@ -743,7 +679,6 @@
               </w:rPr>
               <w:t>oldDS_raw_facility_dataset</w:t>
             </w:r>
-            <w:proofErr w:type="spellEnd"/>
           </w:p>
         </w:tc>
         <w:tc>
@@ -752,7 +687,7 @@
           </w:tcPr>
           <w:p>
             <w:pPr>
-              <w:pStyle w:val="ListParagraph"/>
+              <w:pStyle w:val="a6"/>
               <w:ind w:left="0"/>
               <w:rPr>
                 <w:sz w:val="20"/>
@@ -767,7 +702,7 @@
           </w:tcPr>
           <w:p>
             <w:pPr>
-              <w:pStyle w:val="ListParagraph"/>
+              <w:pStyle w:val="a6"/>
               <w:ind w:left="0"/>
               <w:rPr>
                 <w:sz w:val="20"/>
@@ -791,29 +726,20 @@
           </w:tcPr>
           <w:p>
             <w:pPr>
-              <w:pStyle w:val="ListParagraph"/>
-              <w:ind w:left="0"/>
-              <w:rPr>
-                <w:sz w:val="20"/>
-                <w:szCs w:val="20"/>
-              </w:rPr>
-            </w:pPr>
-            <w:r>
-              <w:rPr>
-                <w:sz w:val="20"/>
-                <w:szCs w:val="20"/>
-              </w:rPr>
-              <w:t>+</w:t>
-            </w:r>
-            <w:proofErr w:type="spellStart"/>
-            <w:r>
-              <w:rPr>
-                <w:sz w:val="20"/>
-                <w:szCs w:val="20"/>
-              </w:rPr>
-              <w:t>compustat</w:t>
-            </w:r>
-            <w:proofErr w:type="spellEnd"/>
+              <w:pStyle w:val="a6"/>
+              <w:ind w:left="0"/>
+              <w:rPr>
+                <w:sz w:val="20"/>
+                <w:szCs w:val="20"/>
+              </w:rPr>
+            </w:pPr>
+            <w:r>
+              <w:rPr>
+                <w:sz w:val="20"/>
+                <w:szCs w:val="20"/>
+              </w:rPr>
+              <w:t>+compustat</w:t>
+            </w:r>
           </w:p>
         </w:tc>
         <w:tc>
@@ -822,7 +748,7 @@
           </w:tcPr>
           <w:p>
             <w:pPr>
-              <w:pStyle w:val="ListParagraph"/>
+              <w:pStyle w:val="a6"/>
               <w:ind w:left="0"/>
               <w:rPr>
                 <w:sz w:val="20"/>
@@ -844,14 +770,13 @@
           </w:tcPr>
           <w:p>
             <w:pPr>
-              <w:pStyle w:val="ListParagraph"/>
-              <w:ind w:left="0"/>
-              <w:rPr>
-                <w:sz w:val="20"/>
-                <w:szCs w:val="20"/>
-              </w:rPr>
-            </w:pPr>
-            <w:proofErr w:type="spellStart"/>
+              <w:pStyle w:val="a6"/>
+              <w:ind w:left="0"/>
+              <w:rPr>
+                <w:sz w:val="20"/>
+                <w:szCs w:val="20"/>
+              </w:rPr>
+            </w:pPr>
             <w:r>
               <w:rPr>
                 <w:sz w:val="20"/>
@@ -859,7 +784,6 @@
               </w:rPr>
               <w:t>oldDS_main_facility_dataset</w:t>
             </w:r>
-            <w:proofErr w:type="spellEnd"/>
           </w:p>
         </w:tc>
         <w:tc>
@@ -868,7 +792,7 @@
           </w:tcPr>
           <w:p>
             <w:pPr>
-              <w:pStyle w:val="ListParagraph"/>
+              <w:pStyle w:val="a6"/>
               <w:ind w:left="0"/>
               <w:rPr>
                 <w:sz w:val="20"/>
@@ -892,7 +816,7 @@
           </w:tcPr>
           <w:p>
             <w:pPr>
-              <w:pStyle w:val="ListParagraph"/>
+              <w:pStyle w:val="a6"/>
               <w:ind w:left="0"/>
               <w:rPr>
                 <w:sz w:val="20"/>
@@ -907,7 +831,7 @@
           </w:tcPr>
           <w:p>
             <w:pPr>
-              <w:pStyle w:val="ListParagraph"/>
+              <w:pStyle w:val="a6"/>
               <w:ind w:left="0"/>
               <w:rPr>
                 <w:sz w:val="20"/>
@@ -929,14 +853,13 @@
           </w:tcPr>
           <w:p>
             <w:pPr>
-              <w:pStyle w:val="ListParagraph"/>
-              <w:ind w:left="0"/>
-              <w:rPr>
-                <w:sz w:val="20"/>
-                <w:szCs w:val="20"/>
-              </w:rPr>
-            </w:pPr>
-            <w:proofErr w:type="spellStart"/>
+              <w:pStyle w:val="a6"/>
+              <w:ind w:left="0"/>
+              <w:rPr>
+                <w:sz w:val="20"/>
+                <w:szCs w:val="20"/>
+              </w:rPr>
+            </w:pPr>
             <w:r>
               <w:rPr>
                 <w:sz w:val="20"/>
@@ -944,7 +867,6 @@
               </w:rPr>
               <w:t>GFC_data</w:t>
             </w:r>
-            <w:proofErr w:type="spellEnd"/>
           </w:p>
         </w:tc>
         <w:tc>
@@ -953,7 +875,7 @@
           </w:tcPr>
           <w:p>
             <w:pPr>
-              <w:pStyle w:val="ListParagraph"/>
+              <w:pStyle w:val="a6"/>
               <w:ind w:left="0"/>
               <w:rPr>
                 <w:sz w:val="20"/>
@@ -977,28 +899,19 @@
           </w:tcPr>
           <w:p>
             <w:pPr>
-              <w:pStyle w:val="ListParagraph"/>
-              <w:ind w:left="0"/>
-              <w:rPr>
-                <w:sz w:val="20"/>
-                <w:szCs w:val="20"/>
-              </w:rPr>
-            </w:pPr>
-            <w:proofErr w:type="spellStart"/>
-            <w:r>
-              <w:rPr>
-                <w:sz w:val="20"/>
-                <w:szCs w:val="20"/>
-              </w:rPr>
-              <w:t>Dealscan</w:t>
-            </w:r>
-            <w:proofErr w:type="spellEnd"/>
-            <w:r>
-              <w:rPr>
-                <w:sz w:val="20"/>
-                <w:szCs w:val="20"/>
-              </w:rPr>
-              <w:t xml:space="preserve"> new</w:t>
+              <w:pStyle w:val="a6"/>
+              <w:ind w:left="0"/>
+              <w:rPr>
+                <w:sz w:val="20"/>
+                <w:szCs w:val="20"/>
+              </w:rPr>
+            </w:pPr>
+            <w:r>
+              <w:rPr>
+                <w:sz w:val="20"/>
+                <w:szCs w:val="20"/>
+              </w:rPr>
+              <w:t>Dealscan new</w:t>
             </w:r>
           </w:p>
         </w:tc>
@@ -1008,14 +921,13 @@
           </w:tcPr>
           <w:p>
             <w:pPr>
-              <w:pStyle w:val="ListParagraph"/>
-              <w:ind w:left="0"/>
-              <w:rPr>
-                <w:sz w:val="20"/>
-                <w:szCs w:val="20"/>
-              </w:rPr>
-            </w:pPr>
-            <w:proofErr w:type="spellStart"/>
+              <w:pStyle w:val="a6"/>
+              <w:ind w:left="0"/>
+              <w:rPr>
+                <w:sz w:val="20"/>
+                <w:szCs w:val="20"/>
+              </w:rPr>
+            </w:pPr>
             <w:r>
               <w:rPr>
                 <w:sz w:val="20"/>
@@ -1023,7 +935,6 @@
               </w:rPr>
               <w:t>facility_dataset_new_DS</w:t>
             </w:r>
-            <w:proofErr w:type="spellEnd"/>
           </w:p>
         </w:tc>
         <w:tc>
@@ -1032,14 +943,13 @@
           </w:tcPr>
           <w:p>
             <w:pPr>
-              <w:pStyle w:val="ListParagraph"/>
-              <w:ind w:left="0"/>
-              <w:rPr>
-                <w:sz w:val="20"/>
-                <w:szCs w:val="20"/>
-              </w:rPr>
-            </w:pPr>
-            <w:proofErr w:type="spellStart"/>
+              <w:pStyle w:val="a6"/>
+              <w:ind w:left="0"/>
+              <w:rPr>
+                <w:sz w:val="20"/>
+                <w:szCs w:val="20"/>
+              </w:rPr>
+            </w:pPr>
             <w:r>
               <w:rPr>
                 <w:sz w:val="20"/>
@@ -1047,7 +957,6 @@
               </w:rPr>
               <w:t>main_facility_dataset</w:t>
             </w:r>
-            <w:proofErr w:type="spellEnd"/>
           </w:p>
         </w:tc>
         <w:tc>
@@ -1056,7 +965,7 @@
           </w:tcPr>
           <w:p>
             <w:pPr>
-              <w:pStyle w:val="ListParagraph"/>
+              <w:pStyle w:val="a6"/>
               <w:ind w:left="0"/>
               <w:rPr>
                 <w:sz w:val="20"/>
@@ -1080,7 +989,7 @@
           </w:tcPr>
           <w:p>
             <w:pPr>
-              <w:pStyle w:val="ListParagraph"/>
+              <w:pStyle w:val="a6"/>
               <w:ind w:left="0"/>
               <w:rPr>
                 <w:sz w:val="20"/>
@@ -1095,7 +1004,7 @@
           </w:tcPr>
           <w:p>
             <w:pPr>
-              <w:pStyle w:val="ListParagraph"/>
+              <w:pStyle w:val="a6"/>
               <w:ind w:left="0"/>
               <w:rPr>
                 <w:sz w:val="20"/>
@@ -1110,14 +1019,13 @@
           </w:tcPr>
           <w:p>
             <w:pPr>
-              <w:pStyle w:val="ListParagraph"/>
-              <w:ind w:left="0"/>
-              <w:rPr>
-                <w:sz w:val="20"/>
-                <w:szCs w:val="20"/>
-              </w:rPr>
-            </w:pPr>
-            <w:proofErr w:type="spellStart"/>
+              <w:pStyle w:val="a6"/>
+              <w:ind w:left="0"/>
+              <w:rPr>
+                <w:sz w:val="20"/>
+                <w:szCs w:val="20"/>
+              </w:rPr>
+            </w:pPr>
             <w:r>
               <w:rPr>
                 <w:sz w:val="20"/>
@@ -1125,7 +1033,6 @@
               </w:rPr>
               <w:t>main_facility_dataset_deallead</w:t>
             </w:r>
-            <w:proofErr w:type="spellEnd"/>
           </w:p>
         </w:tc>
         <w:tc>
@@ -1134,7 +1041,7 @@
           </w:tcPr>
           <w:p>
             <w:pPr>
-              <w:pStyle w:val="ListParagraph"/>
+              <w:pStyle w:val="a6"/>
               <w:ind w:left="0"/>
               <w:rPr>
                 <w:sz w:val="20"/>
@@ -1158,14 +1065,13 @@
           </w:tcPr>
           <w:p>
             <w:pPr>
-              <w:pStyle w:val="ListParagraph"/>
-              <w:ind w:left="0"/>
-              <w:rPr>
-                <w:sz w:val="20"/>
-                <w:szCs w:val="20"/>
-              </w:rPr>
-            </w:pPr>
-            <w:proofErr w:type="spellStart"/>
+              <w:pStyle w:val="a6"/>
+              <w:ind w:left="0"/>
+              <w:rPr>
+                <w:sz w:val="20"/>
+                <w:szCs w:val="20"/>
+              </w:rPr>
+            </w:pPr>
             <w:r>
               <w:rPr>
                 <w:sz w:val="20"/>
@@ -1173,7 +1079,6 @@
               </w:rPr>
               <w:t>creditflux</w:t>
             </w:r>
-            <w:proofErr w:type="spellEnd"/>
           </w:p>
         </w:tc>
         <w:tc>
@@ -1182,14 +1087,13 @@
           </w:tcPr>
           <w:p>
             <w:pPr>
-              <w:pStyle w:val="ListParagraph"/>
-              <w:ind w:left="0"/>
-              <w:rPr>
-                <w:sz w:val="20"/>
-                <w:szCs w:val="20"/>
-              </w:rPr>
-            </w:pPr>
-            <w:proofErr w:type="spellStart"/>
+              <w:pStyle w:val="a6"/>
+              <w:ind w:left="0"/>
+              <w:rPr>
+                <w:sz w:val="20"/>
+                <w:szCs w:val="20"/>
+              </w:rPr>
+            </w:pPr>
             <w:r>
               <w:rPr>
                 <w:sz w:val="20"/>
@@ -1197,7 +1101,6 @@
               </w:rPr>
               <w:t>CLO_capitalstructure_spreads_primarymarket</w:t>
             </w:r>
-            <w:proofErr w:type="spellEnd"/>
           </w:p>
         </w:tc>
         <w:tc>
@@ -1206,7 +1109,7 @@
           </w:tcPr>
           <w:p>
             <w:pPr>
-              <w:pStyle w:val="ListParagraph"/>
+              <w:pStyle w:val="a6"/>
               <w:ind w:left="0"/>
               <w:rPr>
                 <w:sz w:val="20"/>
@@ -1221,7 +1124,7 @@
           </w:tcPr>
           <w:p>
             <w:pPr>
-              <w:pStyle w:val="ListParagraph"/>
+              <w:pStyle w:val="a6"/>
               <w:ind w:left="0"/>
               <w:rPr>
                 <w:sz w:val="20"/>
@@ -1245,7 +1148,7 @@
           </w:tcPr>
           <w:p>
             <w:pPr>
-              <w:pStyle w:val="ListParagraph"/>
+              <w:pStyle w:val="a6"/>
               <w:ind w:left="0"/>
               <w:rPr>
                 <w:sz w:val="20"/>
@@ -1260,7 +1163,7 @@
           </w:tcPr>
           <w:p>
             <w:pPr>
-              <w:pStyle w:val="ListParagraph"/>
+              <w:pStyle w:val="a6"/>
               <w:ind w:left="0"/>
               <w:rPr>
                 <w:sz w:val="20"/>
@@ -1275,7 +1178,7 @@
           </w:tcPr>
           <w:p>
             <w:pPr>
-              <w:pStyle w:val="ListParagraph"/>
+              <w:pStyle w:val="a6"/>
               <w:ind w:left="0"/>
               <w:rPr>
                 <w:sz w:val="20"/>
@@ -1283,7 +1186,6 @@
                 <w:highlight w:val="yellow"/>
               </w:rPr>
             </w:pPr>
-            <w:proofErr w:type="spellStart"/>
             <w:r>
               <w:rPr>
                 <w:sz w:val="20"/>
@@ -1292,7 +1194,6 @@
               </w:rPr>
               <w:t>CLO_Bank_leverage</w:t>
             </w:r>
-            <w:proofErr w:type="spellEnd"/>
           </w:p>
         </w:tc>
         <w:tc>
@@ -1301,7 +1202,7 @@
           </w:tcPr>
           <w:p>
             <w:pPr>
-              <w:pStyle w:val="ListParagraph"/>
+              <w:pStyle w:val="a6"/>
               <w:ind w:left="0"/>
               <w:rPr>
                 <w:sz w:val="20"/>
@@ -1325,29 +1226,20 @@
           </w:tcPr>
           <w:p>
             <w:pPr>
-              <w:pStyle w:val="ListParagraph"/>
-              <w:ind w:left="0"/>
-              <w:rPr>
-                <w:sz w:val="20"/>
-                <w:szCs w:val="20"/>
-              </w:rPr>
-            </w:pPr>
-            <w:r>
-              <w:rPr>
-                <w:sz w:val="20"/>
-                <w:szCs w:val="20"/>
-              </w:rPr>
-              <w:t>+</w:t>
-            </w:r>
-            <w:proofErr w:type="spellStart"/>
-            <w:r>
-              <w:rPr>
-                <w:sz w:val="20"/>
-                <w:szCs w:val="20"/>
-              </w:rPr>
-              <w:t>ebp</w:t>
-            </w:r>
-            <w:proofErr w:type="spellEnd"/>
+              <w:pStyle w:val="a6"/>
+              <w:ind w:left="0"/>
+              <w:rPr>
+                <w:sz w:val="20"/>
+                <w:szCs w:val="20"/>
+              </w:rPr>
+            </w:pPr>
+            <w:r>
+              <w:rPr>
+                <w:sz w:val="20"/>
+                <w:szCs w:val="20"/>
+              </w:rPr>
+              <w:t>+ebp</w:t>
+            </w:r>
           </w:p>
         </w:tc>
         <w:tc>
@@ -1356,7 +1248,7 @@
           </w:tcPr>
           <w:p>
             <w:pPr>
-              <w:pStyle w:val="ListParagraph"/>
+              <w:pStyle w:val="a6"/>
               <w:ind w:left="0"/>
               <w:rPr>
                 <w:sz w:val="20"/>
@@ -1371,7 +1263,7 @@
           </w:tcPr>
           <w:p>
             <w:pPr>
-              <w:pStyle w:val="ListParagraph"/>
+              <w:pStyle w:val="a6"/>
               <w:tabs>
                 <w:tab w:val="left" w:pos="1965"/>
               </w:tabs>
@@ -1381,7 +1273,6 @@
                 <w:szCs w:val="20"/>
               </w:rPr>
             </w:pPr>
-            <w:proofErr w:type="spellStart"/>
             <w:r>
               <w:rPr>
                 <w:sz w:val="20"/>
@@ -1389,7 +1280,6 @@
               </w:rPr>
               <w:t>clo_bank_spreads</w:t>
             </w:r>
-            <w:proofErr w:type="spellEnd"/>
           </w:p>
         </w:tc>
         <w:tc>
@@ -1398,7 +1288,7 @@
           </w:tcPr>
           <w:p>
             <w:pPr>
-              <w:pStyle w:val="ListParagraph"/>
+              <w:pStyle w:val="a6"/>
               <w:ind w:left="0"/>
               <w:rPr>
                 <w:sz w:val="20"/>
@@ -1422,14 +1312,13 @@
           </w:tcPr>
           <w:p>
             <w:pPr>
-              <w:pStyle w:val="ListParagraph"/>
-              <w:ind w:left="0"/>
-              <w:rPr>
-                <w:sz w:val="20"/>
-                <w:szCs w:val="20"/>
-              </w:rPr>
-            </w:pPr>
-            <w:proofErr w:type="spellStart"/>
+              <w:pStyle w:val="a6"/>
+              <w:ind w:left="0"/>
+              <w:rPr>
+                <w:sz w:val="20"/>
+                <w:szCs w:val="20"/>
+              </w:rPr>
+            </w:pPr>
             <w:r>
               <w:rPr>
                 <w:rFonts w:hint="eastAsia"/>
@@ -1438,7 +1327,6 @@
               </w:rPr>
               <w:t>morningstar</w:t>
             </w:r>
-            <w:proofErr w:type="spellEnd"/>
           </w:p>
         </w:tc>
         <w:tc>
@@ -1447,14 +1335,13 @@
           </w:tcPr>
           <w:p>
             <w:pPr>
-              <w:pStyle w:val="ListParagraph"/>
-              <w:ind w:left="0"/>
-              <w:rPr>
-                <w:sz w:val="20"/>
-                <w:szCs w:val="20"/>
-              </w:rPr>
-            </w:pPr>
-            <w:proofErr w:type="spellStart"/>
+              <w:pStyle w:val="a6"/>
+              <w:ind w:left="0"/>
+              <w:rPr>
+                <w:sz w:val="20"/>
+                <w:szCs w:val="20"/>
+              </w:rPr>
+            </w:pPr>
             <w:r>
               <w:rPr>
                 <w:sz w:val="20"/>
@@ -1462,7 +1349,6 @@
               </w:rPr>
               <w:t>AggregateAuM</w:t>
             </w:r>
-            <w:proofErr w:type="spellEnd"/>
           </w:p>
         </w:tc>
         <w:tc>
@@ -1471,7 +1357,7 @@
           </w:tcPr>
           <w:p>
             <w:pPr>
-              <w:pStyle w:val="ListParagraph"/>
+              <w:pStyle w:val="a6"/>
               <w:ind w:left="0"/>
               <w:rPr>
                 <w:sz w:val="20"/>
@@ -1486,7 +1372,7 @@
           </w:tcPr>
           <w:p>
             <w:pPr>
-              <w:pStyle w:val="ListParagraph"/>
+              <w:pStyle w:val="a6"/>
               <w:ind w:left="0"/>
               <w:rPr>
                 <w:sz w:val="20"/>
@@ -1510,14 +1396,13 @@
           </w:tcPr>
           <w:p>
             <w:pPr>
-              <w:pStyle w:val="ListParagraph"/>
-              <w:ind w:left="0"/>
-              <w:rPr>
-                <w:sz w:val="20"/>
-                <w:szCs w:val="20"/>
-              </w:rPr>
-            </w:pPr>
-            <w:proofErr w:type="spellStart"/>
+              <w:pStyle w:val="a6"/>
+              <w:ind w:left="0"/>
+              <w:rPr>
+                <w:sz w:val="20"/>
+                <w:szCs w:val="20"/>
+              </w:rPr>
+            </w:pPr>
             <w:r>
               <w:rPr>
                 <w:rFonts w:hint="eastAsia"/>
@@ -1526,7 +1411,6 @@
               </w:rPr>
               <w:t>snc</w:t>
             </w:r>
-            <w:proofErr w:type="spellEnd"/>
           </w:p>
         </w:tc>
         <w:tc>
@@ -1535,14 +1419,13 @@
           </w:tcPr>
           <w:p>
             <w:pPr>
-              <w:pStyle w:val="ListParagraph"/>
-              <w:ind w:left="0"/>
-              <w:rPr>
-                <w:sz w:val="20"/>
-                <w:szCs w:val="20"/>
-              </w:rPr>
-            </w:pPr>
-            <w:proofErr w:type="spellStart"/>
+              <w:pStyle w:val="a6"/>
+              <w:ind w:left="0"/>
+              <w:rPr>
+                <w:sz w:val="20"/>
+                <w:szCs w:val="20"/>
+              </w:rPr>
+            </w:pPr>
             <w:r>
               <w:rPr>
                 <w:sz w:val="20"/>
@@ -1550,7 +1433,6 @@
               </w:rPr>
               <w:t>AggregateAuM</w:t>
             </w:r>
-            <w:proofErr w:type="spellEnd"/>
           </w:p>
         </w:tc>
         <w:tc>
@@ -1559,14 +1441,13 @@
           </w:tcPr>
           <w:p>
             <w:pPr>
-              <w:pStyle w:val="ListParagraph"/>
-              <w:ind w:left="0"/>
-              <w:rPr>
-                <w:sz w:val="20"/>
-                <w:szCs w:val="20"/>
-              </w:rPr>
-            </w:pPr>
-            <w:proofErr w:type="spellStart"/>
+              <w:pStyle w:val="a6"/>
+              <w:ind w:left="0"/>
+              <w:rPr>
+                <w:sz w:val="20"/>
+                <w:szCs w:val="20"/>
+              </w:rPr>
+            </w:pPr>
             <w:r>
               <w:rPr>
                 <w:sz w:val="20"/>
@@ -1574,7 +1455,6 @@
               </w:rPr>
               <w:t>nonbank_lender_composition</w:t>
             </w:r>
-            <w:proofErr w:type="spellEnd"/>
           </w:p>
         </w:tc>
         <w:tc>
@@ -1583,7 +1463,7 @@
           </w:tcPr>
           <w:p>
             <w:pPr>
-              <w:pStyle w:val="ListParagraph"/>
+              <w:pStyle w:val="a6"/>
               <w:ind w:left="0"/>
               <w:rPr>
                 <w:sz w:val="20"/>
@@ -1604,7 +1484,22 @@
     <w:p/>
     <w:p>
       <w:pPr>
-        <w:pStyle w:val="ListParagraph"/>
+        <w:rPr>
+          <w:b/>
+          <w:bCs/>
+        </w:rPr>
+      </w:pPr>
+      <w:r>
+        <w:rPr>
+          <w:b/>
+          <w:bCs/>
+        </w:rPr>
+        <w:br w:type="page"/>
+      </w:r>
+    </w:p>
+    <w:p>
+      <w:pPr>
+        <w:pStyle w:val="a6"/>
         <w:numPr>
           <w:ilvl w:val="0"/>
           <w:numId w:val="1"/>
@@ -1619,20 +1514,21 @@
           <w:b/>
           <w:bCs/>
         </w:rPr>
+        <w:lastRenderedPageBreak/>
         <w:t>Mapping Between Code and Outputs</w:t>
       </w:r>
     </w:p>
     <w:tbl>
       <w:tblPr>
-        <w:tblStyle w:val="TableGrid"/>
+        <w:tblStyle w:val="aa"/>
         <w:tblW w:w="9270" w:type="dxa"/>
         <w:tblInd w:w="-5" w:type="dxa"/>
         <w:tblLook w:val="04A0" w:firstRow="1" w:lastRow="0" w:firstColumn="1" w:lastColumn="0" w:noHBand="0" w:noVBand="1"/>
       </w:tblPr>
       <w:tblGrid>
         <w:gridCol w:w="988"/>
-        <w:gridCol w:w="2793"/>
-        <w:gridCol w:w="5489"/>
+        <w:gridCol w:w="2900"/>
+        <w:gridCol w:w="5382"/>
       </w:tblGrid>
       <w:tr>
         <w:tc>
@@ -1685,7 +1581,6 @@
             <w:tcW w:w="2521" w:type="dxa"/>
           </w:tcPr>
           <w:p>
-            <w:proofErr w:type="spellStart"/>
             <w:r>
               <w:rPr>
                 <w:sz w:val="20"/>
@@ -1693,7 +1588,6 @@
               </w:rPr>
               <w:t>main_facility_dataset</w:t>
             </w:r>
-            <w:proofErr w:type="spellEnd"/>
           </w:p>
         </w:tc>
         <w:tc>
@@ -1807,7 +1701,6 @@
             <w:tcW w:w="2521" w:type="dxa"/>
           </w:tcPr>
           <w:p>
-            <w:proofErr w:type="spellStart"/>
             <w:r>
               <w:rPr>
                 <w:sz w:val="20"/>
@@ -1815,7 +1708,6 @@
               </w:rPr>
               <w:t>OldDS_main_facility_dataset</w:t>
             </w:r>
-            <w:proofErr w:type="spellEnd"/>
           </w:p>
         </w:tc>
         <w:tc>
@@ -1863,7 +1755,6 @@
                 <w:szCs w:val="20"/>
               </w:rPr>
             </w:pPr>
-            <w:proofErr w:type="spellStart"/>
             <w:r>
               <w:rPr>
                 <w:sz w:val="20"/>
@@ -1871,7 +1762,6 @@
               </w:rPr>
               <w:t>main_facility_datase</w:t>
             </w:r>
-            <w:proofErr w:type="spellEnd"/>
           </w:p>
         </w:tc>
         <w:tc>
@@ -1879,11 +1769,6 @@
             <w:tcW w:w="5760" w:type="dxa"/>
           </w:tcPr>
           <w:p>
-            <w:pPr>
-              <w:rPr>
-                <w:rFonts w:hint="eastAsia"/>
-              </w:rPr>
-            </w:pPr>
             <w:r>
               <w:t>N</w:t>
             </w:r>
@@ -1957,7 +1842,6 @@
                 <w:szCs w:val="20"/>
               </w:rPr>
             </w:pPr>
-            <w:proofErr w:type="spellStart"/>
             <w:r>
               <w:rPr>
                 <w:sz w:val="20"/>
@@ -1965,7 +1849,6 @@
               </w:rPr>
               <w:t>main_facility_dataset</w:t>
             </w:r>
-            <w:proofErr w:type="spellEnd"/>
           </w:p>
         </w:tc>
         <w:tc>
@@ -1974,15 +1857,7 @@
           </w:tcPr>
           <w:p>
             <w:r>
-              <w:t xml:space="preserve">When comparing same borrower, nonbank reduce lending more than bank when credit condition </w:t>
-            </w:r>
-            <w:proofErr w:type="spellStart"/>
-            <w:r>
-              <w:t>tightnened</w:t>
-            </w:r>
-            <w:proofErr w:type="spellEnd"/>
-            <w:r>
-              <w:t>.</w:t>
+              <w:t>When comparing same borrower, nonbank reduce lending more than bank when credit condition tightnened</w:t>
             </w:r>
           </w:p>
         </w:tc>
@@ -1994,7 +1869,6 @@
           </w:tcPr>
           <w:p>
             <w:r>
-              <w:lastRenderedPageBreak/>
               <w:t>Table</w:t>
             </w:r>
             <w:r>
@@ -2013,6 +1887,13 @@
                 <w:szCs w:val="20"/>
               </w:rPr>
             </w:pPr>
+            <w:r>
+              <w:rPr>
+                <w:sz w:val="20"/>
+                <w:szCs w:val="20"/>
+              </w:rPr>
+              <w:t>main_facility_dataset</w:t>
+            </w:r>
           </w:p>
         </w:tc>
         <w:tc>
@@ -2051,6 +1932,13 @@
                 <w:szCs w:val="20"/>
               </w:rPr>
             </w:pPr>
+            <w:r>
+              <w:rPr>
+                <w:sz w:val="20"/>
+                <w:szCs w:val="20"/>
+              </w:rPr>
+              <w:t>main_facility_dataset_deallead</w:t>
+            </w:r>
           </w:p>
         </w:tc>
         <w:tc>
@@ -2058,8 +1946,25 @@
             <w:tcW w:w="5760" w:type="dxa"/>
           </w:tcPr>
           <w:p>
-            <w:r>
-              <w:t>After controlling lead bank</w:t>
+            <w:pPr>
+              <w:rPr>
+                <w:rFonts w:hint="eastAsia"/>
+              </w:rPr>
+            </w:pPr>
+            <w:r>
+              <w:rPr>
+                <w:rFonts w:hint="eastAsia"/>
+              </w:rPr>
+              <w:t xml:space="preserve">Nonbank reduce lending more than both lead bank and </w:t>
+            </w:r>
+            <w:r>
+              <w:t>participant</w:t>
+            </w:r>
+            <w:r>
+              <w:rPr>
+                <w:rFonts w:hint="eastAsia"/>
+              </w:rPr>
+              <w:t xml:space="preserve"> bank</w:t>
             </w:r>
           </w:p>
         </w:tc>
@@ -2082,15 +1987,31 @@
           <w:tcPr>
             <w:tcW w:w="2521" w:type="dxa"/>
           </w:tcPr>
-          <w:p/>
+          <w:p>
+            <w:r>
+              <w:rPr>
+                <w:sz w:val="20"/>
+                <w:szCs w:val="20"/>
+              </w:rPr>
+              <w:t>main_facility_dataset_deallead</w:t>
+            </w:r>
+          </w:p>
         </w:tc>
         <w:tc>
           <w:tcPr>
             <w:tcW w:w="5760" w:type="dxa"/>
           </w:tcPr>
           <w:p>
-            <w:r>
-              <w:t xml:space="preserve">… </w:t>
+            <w:pPr>
+              <w:rPr>
+                <w:rFonts w:hint="eastAsia"/>
+              </w:rPr>
+            </w:pPr>
+            <w:r>
+              <w:rPr>
+                <w:rFonts w:hint="eastAsia"/>
+              </w:rPr>
+              <w:t>Limited support for explanation that nonbank reduce lending more for opaque borrowers (young, small, private)</w:t>
             </w:r>
           </w:p>
         </w:tc>
@@ -2117,7 +2038,6 @@
             <w:tcW w:w="2521" w:type="dxa"/>
           </w:tcPr>
           <w:p>
-            <w:proofErr w:type="spellStart"/>
             <w:r>
               <w:rPr>
                 <w:sz w:val="20"/>
@@ -2125,14 +2045,25 @@
               </w:rPr>
               <w:t>nonbank_lender_composition</w:t>
             </w:r>
-            <w:proofErr w:type="spellEnd"/>
           </w:p>
         </w:tc>
         <w:tc>
           <w:tcPr>
             <w:tcW w:w="5760" w:type="dxa"/>
           </w:tcPr>
-          <w:p/>
+          <w:p>
+            <w:pPr>
+              <w:rPr>
+                <w:rFonts w:hint="eastAsia"/>
+              </w:rPr>
+            </w:pPr>
+            <w:r>
+              <w:rPr>
+                <w:rFonts w:hint="eastAsia"/>
+              </w:rPr>
+              <w:t>Composition of nonbank lenders over time</w:t>
+            </w:r>
+          </w:p>
         </w:tc>
       </w:tr>
       <w:tr>
@@ -2160,7 +2091,6 @@
                 <w:szCs w:val="20"/>
               </w:rPr>
             </w:pPr>
-            <w:proofErr w:type="spellStart"/>
             <w:r>
               <w:rPr>
                 <w:sz w:val="20"/>
@@ -2168,7 +2098,6 @@
               </w:rPr>
               <w:t>oldDS_main_facility_dataset</w:t>
             </w:r>
-            <w:proofErr w:type="spellEnd"/>
           </w:p>
         </w:tc>
         <w:tc>
@@ -2246,7 +2175,6 @@
                 <w:szCs w:val="20"/>
               </w:rPr>
             </w:pPr>
-            <w:proofErr w:type="spellStart"/>
             <w:r>
               <w:rPr>
                 <w:sz w:val="20"/>
@@ -2254,7 +2182,6 @@
               </w:rPr>
               <w:t>main_facility_dataset</w:t>
             </w:r>
-            <w:proofErr w:type="spellEnd"/>
           </w:p>
         </w:tc>
         <w:tc>
@@ -2302,7 +2229,6 @@
                 <w:szCs w:val="20"/>
               </w:rPr>
             </w:pPr>
-            <w:proofErr w:type="spellStart"/>
             <w:r>
               <w:rPr>
                 <w:sz w:val="20"/>
@@ -2310,7 +2236,6 @@
               </w:rPr>
               <w:t>main_facility_dataset</w:t>
             </w:r>
-            <w:proofErr w:type="spellEnd"/>
           </w:p>
         </w:tc>
         <w:tc>
@@ -2318,11 +2243,6 @@
             <w:tcW w:w="5760" w:type="dxa"/>
           </w:tcPr>
           <w:p>
-            <w:pPr>
-              <w:rPr>
-                <w:rFonts w:hint="eastAsia"/>
-              </w:rPr>
-            </w:pPr>
             <w:r>
               <w:rPr>
                 <w:rFonts w:hint="eastAsia"/>
@@ -2363,179 +2283,37 @@
                 <w:szCs w:val="20"/>
               </w:rPr>
             </w:pPr>
+            <w:r>
+              <w:rPr>
+                <w:sz w:val="20"/>
+                <w:szCs w:val="20"/>
+              </w:rPr>
+              <w:t>clo_bank_spreads</w:t>
+            </w:r>
           </w:p>
         </w:tc>
         <w:tc>
           <w:tcPr>
             <w:tcW w:w="5760" w:type="dxa"/>
           </w:tcPr>
-          <w:p/>
+          <w:p>
+            <w:pPr>
+              <w:rPr>
+                <w:rFonts w:hint="eastAsia"/>
+              </w:rPr>
+            </w:pPr>
+            <w:r>
+              <w:rPr>
+                <w:rFonts w:hint="eastAsia"/>
+              </w:rPr>
+              <w:t>CLO funding cost rise more than bank funding cost during bad times</w:t>
+            </w:r>
+          </w:p>
         </w:tc>
       </w:tr>
     </w:tbl>
     <w:p/>
-    <w:p>
-      <w:r>
-        <w:t>**</w:t>
-      </w:r>
-      <w:r>
-        <w:t xml:space="preserve"> </w:t>
-      </w:r>
-      <w:r>
-        <w:t>check!! DELETE</w:t>
-      </w:r>
-    </w:p>
-    <w:p>
-      <w:r>
-        <w:t>global package "C:\Users\Eunkyung\ASU Dropbox\Eunkyung Jeon\2026-1\econometrics\12. replicate\nonbank lending and credit cyclicality"</w:t>
-      </w:r>
-    </w:p>
-    <w:p>
-      <w:r>
-        <w:t>global project "$package”</w:t>
-      </w:r>
-    </w:p>
     <w:p/>
-    <w:p>
-      <w:pPr>
-        <w:rPr>
-          <w:rFonts w:hint="eastAsia"/>
-        </w:rPr>
-      </w:pPr>
-      <w:r>
-        <w:rPr>
-          <w:rFonts w:hint="eastAsia"/>
-        </w:rPr>
-        <w:t>and check whether master file is working or not</w:t>
-      </w:r>
-    </w:p>
-    <w:p>
-      <w:pPr>
-        <w:pBdr>
-          <w:bottom w:val="double" w:sz="6" w:space="1" w:color="auto"/>
-        </w:pBdr>
-      </w:pPr>
-    </w:p>
-    <w:p>
-      <w:r>
-        <w:rPr>
-          <w:rFonts w:hint="eastAsia"/>
-        </w:rPr>
-        <w:t xml:space="preserve">table4 -&gt; extension: this only focus on working capital loan, but using time series data, see how </w:t>
-      </w:r>
-      <w:r>
-        <w:t>different</w:t>
-      </w:r>
-      <w:r>
-        <w:rPr>
-          <w:rFonts w:hint="eastAsia"/>
-        </w:rPr>
-        <w:t xml:space="preserve"> </w:t>
-      </w:r>
-      <w:proofErr w:type="spellStart"/>
-      <w:r>
-        <w:rPr>
-          <w:rFonts w:hint="eastAsia"/>
-        </w:rPr>
-        <w:t>lona</w:t>
-      </w:r>
-      <w:proofErr w:type="spellEnd"/>
-      <w:r>
-        <w:rPr>
-          <w:rFonts w:hint="eastAsia"/>
-        </w:rPr>
-        <w:t xml:space="preserve"> </w:t>
-      </w:r>
-      <w:r>
-        <w:t>purpose</w:t>
-      </w:r>
-      <w:r>
-        <w:rPr>
-          <w:rFonts w:hint="eastAsia"/>
-        </w:rPr>
-        <w:t xml:space="preserve"> have different cyclicality</w:t>
-      </w:r>
-    </w:p>
-    <w:p>
-      <w:r>
-        <w:rPr>
-          <w:rFonts w:hint="eastAsia"/>
-        </w:rPr>
-        <w:t xml:space="preserve">extension2: for each SIC sector, % of bank vs nonbank based on number of loans, loan amount-&gt; after that, using industry </w:t>
-      </w:r>
-      <w:proofErr w:type="spellStart"/>
-      <w:r>
-        <w:rPr>
-          <w:rFonts w:hint="eastAsia"/>
-        </w:rPr>
-        <w:t>idenfitier</w:t>
-      </w:r>
-      <w:proofErr w:type="spellEnd"/>
-      <w:r>
-        <w:rPr>
-          <w:rFonts w:hint="eastAsia"/>
-        </w:rPr>
-        <w:t>,,</w:t>
-      </w:r>
-      <w:r>
-        <w:rPr>
-          <w:rFonts w:hint="eastAsia"/>
-        </w:rPr>
-        <w:t xml:space="preserve">  </w:t>
-      </w:r>
-    </w:p>
-    <w:p/>
-    <w:p>
-      <w:pPr>
-        <w:pStyle w:val="ListParagraph"/>
-        <w:numPr>
-          <w:ilvl w:val="0"/>
-          <w:numId w:val="1"/>
-        </w:numPr>
-      </w:pPr>
-      <w:r>
-        <w:t>Replication Results</w:t>
-      </w:r>
-    </w:p>
-    <w:p/>
-    <w:p>
-      <w:r>
-        <w:t>All main tables and figures in the paper are successfully replicated.</w:t>
-      </w:r>
-    </w:p>
-    <w:p/>
-    <w:p>
-      <w:r>
-        <w:t>Some figures (e.g., those relying on Morningstar or SNC data) are generated using intermediate datasets due to restricted access to the original proprietary data sources.</w:t>
-      </w:r>
-    </w:p>
-    <w:p/>
-    <w:p>
-      <w:r>
-        <w:t>Minor numerical differences may arise due to differences in software versions or data access conditions.</w:t>
-      </w:r>
-    </w:p>
-    <w:p/>
-    <w:p>
-      <w:pPr>
-        <w:pStyle w:val="ListParagraph"/>
-        <w:numPr>
-          <w:ilvl w:val="0"/>
-          <w:numId w:val="1"/>
-        </w:numPr>
-      </w:pPr>
-      <w:r>
-        <w:t>Notes and Limitations</w:t>
-      </w:r>
-    </w:p>
-    <w:p>
-      <w:r>
-        <w:t>Proprietary datasets (Morningstar, SNC) are not directly included</w:t>
-      </w:r>
-      <w:r>
-        <w:t>, but this dataset is only needed for descriptive part in figure 2. The original replication package already include the intermediate dataset, so figure 2 could be generated.</w:t>
-      </w:r>
-    </w:p>
     <w:sectPr>
       <w:pgSz w:w="12240" w:h="15840"/>
       <w:pgMar w:top="1440" w:right="1440" w:bottom="1440" w:left="1440" w:header="720" w:footer="720" w:gutter="0"/>
@@ -2546,7 +2324,7 @@
 </file>
 
 <file path=word/numbering.xml><?xml version="1.0" encoding="utf-8"?>
-<w:numbering xmlns:wpc="http://schemas.microsoft.com/office/word/2010/wordprocessingCanvas" xmlns:cx="http://schemas.microsoft.com/office/drawing/2014/chartex" xmlns:cx1="http://schemas.microsoft.com/office/drawing/2015/9/8/chartex" xmlns:cx2="http://schemas.microsoft.com/office/drawing/2015/10/21/chartex" xmlns:cx3="http://schemas.microsoft.com/office/drawing/2016/5/9/chartex" xmlns:cx4="http://schemas.microsoft.com/office/drawing/2016/5/10/chartex" xmlns:cx5="http://schemas.microsoft.com/office/drawing/2016/5/11/chartex" xmlns:cx6="http://schemas.microsoft.com/office/drawing/2016/5/12/chartex" xmlns:cx7="http://schemas.microsoft.com/office/drawing/2016/5/13/chartex" xmlns:cx8="http://schemas.microsoft.com/office/drawing/2016/5/14/chartex" xmlns:mc="http://schemas.openxmlformats.org/markup-compatibility/2006" xmlns:aink="http://schemas.microsoft.com/office/drawing/2016/ink" xmlns:am3d="http://schemas.microsoft.com/office/drawing/2017/model3d" xmlns:o="urn:schemas-microsoft-com:office:office" xmlns:oel="http://schemas.microsoft.com/office/2019/extlst" xmlns:r="http://schemas.openxmlformats.org/officeDocument/2006/relationships" xmlns:m="http://schemas.openxmlformats.org/officeDocument/2006/math" xmlns:v="urn:schemas-microsoft-com:vml" xmlns:wp14="http://schemas.microsoft.com/office/word/2010/wordprocessingDrawing" xmlns:wp="http://schemas.openxmlformats.org/drawingml/2006/wordprocessingDrawing" xmlns:w10="urn:schemas-microsoft-com:office:word" xmlns:w="http://schemas.openxmlformats.org/wordprocessingml/2006/main" xmlns:w14="http://schemas.microsoft.com/office/word/2010/wordml" xmlns:w15="http://schemas.microsoft.com/office/word/2012/wordml" xmlns:w16cex="http://schemas.microsoft.com/office/word/2018/wordml/cex" xmlns:w16cid="http://schemas.microsoft.com/office/word/2016/wordml/cid" xmlns:w16="http://schemas.microsoft.com/office/word/2018/wordml" xmlns:w16du="http://schemas.microsoft.com/office/word/2023/wordml/word16du" xmlns:w16sdtdh="http://schemas.microsoft.com/office/word/2020/wordml/sdtdatahash" xmlns:w16se="http://schemas.microsoft.com/office/word/2015/wordml/symex" xmlns:wpg="http://schemas.microsoft.com/office/word/2010/wordprocessingGroup" xmlns:wpi="http://schemas.microsoft.com/office/word/2010/wordprocessingInk" xmlns:wne="http://schemas.microsoft.com/office/word/2006/wordml" xmlns:wps="http://schemas.microsoft.com/office/word/2010/wordprocessingShape" mc:Ignorable="w14 w15 w16se w16cid w16 w16cex w16sdtdh w16du wp14">
+<w:numbering xmlns:wpc="http://schemas.microsoft.com/office/word/2010/wordprocessingCanvas" xmlns:cx="http://schemas.microsoft.com/office/drawing/2014/chartex" xmlns:cx1="http://schemas.microsoft.com/office/drawing/2015/9/8/chartex" xmlns:cx2="http://schemas.microsoft.com/office/drawing/2015/10/21/chartex" xmlns:cx3="http://schemas.microsoft.com/office/drawing/2016/5/9/chartex" xmlns:cx4="http://schemas.microsoft.com/office/drawing/2016/5/10/chartex" xmlns:cx5="http://schemas.microsoft.com/office/drawing/2016/5/11/chartex" xmlns:cx6="http://schemas.microsoft.com/office/drawing/2016/5/12/chartex" xmlns:cx7="http://schemas.microsoft.com/office/drawing/2016/5/13/chartex" xmlns:cx8="http://schemas.microsoft.com/office/drawing/2016/5/14/chartex" xmlns:mc="http://schemas.openxmlformats.org/markup-compatibility/2006" xmlns:aink="http://schemas.microsoft.com/office/drawing/2016/ink" xmlns:am3d="http://schemas.microsoft.com/office/drawing/2017/model3d" xmlns:o="urn:schemas-microsoft-com:office:office" xmlns:oel="http://schemas.microsoft.com/office/2019/extlst" xmlns:r="http://schemas.openxmlformats.org/officeDocument/2006/relationships" xmlns:m="http://schemas.openxmlformats.org/officeDocument/2006/math" xmlns:v="urn:schemas-microsoft-com:vml" xmlns:wp14="http://schemas.microsoft.com/office/word/2010/wordprocessingDrawing" xmlns:wp="http://schemas.openxmlformats.org/drawingml/2006/wordprocessingDrawing" xmlns:w10="urn:schemas-microsoft-com:office:word" xmlns:w="http://schemas.openxmlformats.org/wordprocessingml/2006/main" xmlns:w14="http://schemas.microsoft.com/office/word/2010/wordml" xmlns:w15="http://schemas.microsoft.com/office/word/2012/wordml" xmlns:w16cex="http://schemas.microsoft.com/office/word/2018/wordml/cex" xmlns:w16cid="http://schemas.microsoft.com/office/word/2016/wordml/cid" xmlns:w16="http://schemas.microsoft.com/office/word/2018/wordml" xmlns:w16du="http://schemas.microsoft.com/office/word/2023/wordml/word16du" xmlns:w16sdtdh="http://schemas.microsoft.com/office/word/2020/wordml/sdtdatahash" xmlns:w16sdtfl="http://schemas.microsoft.com/office/word/2024/wordml/sdtformatlock" xmlns:w16se="http://schemas.microsoft.com/office/word/2015/wordml/symex" xmlns:wpg="http://schemas.microsoft.com/office/word/2010/wordprocessingGroup" xmlns:wpi="http://schemas.microsoft.com/office/word/2010/wordprocessingInk" xmlns:wne="http://schemas.microsoft.com/office/word/2006/wordml" xmlns:wps="http://schemas.microsoft.com/office/word/2010/wordprocessingShape" mc:Ignorable="w14 w15 w16se w16cid w16 w16cex w16sdtdh w16sdtfl w16du wp14">
   <w:abstractNum w:abstractNumId="0" w15:restartNumberingAfterBreak="0">
     <w:nsid w:val="1A8B7E69"/>
     <w:multiLevelType w:val="hybridMultilevel"/>
@@ -2575,7 +2353,7 @@
         <w:rFonts w:ascii="Courier New" w:hAnsi="Courier New" w:cs="Courier New" w:hint="default"/>
       </w:rPr>
     </w:lvl>
-    <w:lvl w:ilvl="2" w:tplc="04090005" w:tentative="1">
+    <w:lvl w:ilvl="2" w:tplc="04090005">
       <w:start w:val="1"/>
       <w:numFmt w:val="bullet"/>
       <w:lvlText w:val=""/>
@@ -2875,7 +2653,7 @@
 </file>
 
 <file path=word/styles.xml><?xml version="1.0" encoding="utf-8"?>
-<w:styles xmlns:mc="http://schemas.openxmlformats.org/markup-compatibility/2006" xmlns:r="http://schemas.openxmlformats.org/officeDocument/2006/relationships" xmlns:w="http://schemas.openxmlformats.org/wordprocessingml/2006/main" xmlns:w14="http://schemas.microsoft.com/office/word/2010/wordml" xmlns:w15="http://schemas.microsoft.com/office/word/2012/wordml" xmlns:w16cex="http://schemas.microsoft.com/office/word/2018/wordml/cex" xmlns:w16cid="http://schemas.microsoft.com/office/word/2016/wordml/cid" xmlns:w16="http://schemas.microsoft.com/office/word/2018/wordml" xmlns:w16du="http://schemas.microsoft.com/office/word/2023/wordml/word16du" xmlns:w16sdtdh="http://schemas.microsoft.com/office/word/2020/wordml/sdtdatahash" xmlns:w16se="http://schemas.microsoft.com/office/word/2015/wordml/symex" mc:Ignorable="w14 w15 w16se w16cid w16 w16cex w16sdtdh w16du">
+<w:styles xmlns:mc="http://schemas.openxmlformats.org/markup-compatibility/2006" xmlns:r="http://schemas.openxmlformats.org/officeDocument/2006/relationships" xmlns:w="http://schemas.openxmlformats.org/wordprocessingml/2006/main" xmlns:w14="http://schemas.microsoft.com/office/word/2010/wordml" xmlns:w15="http://schemas.microsoft.com/office/word/2012/wordml" xmlns:w16cex="http://schemas.microsoft.com/office/word/2018/wordml/cex" xmlns:w16cid="http://schemas.microsoft.com/office/word/2016/wordml/cid" xmlns:w16="http://schemas.microsoft.com/office/word/2018/wordml" xmlns:w16du="http://schemas.microsoft.com/office/word/2023/wordml/word16du" xmlns:w16sdtdh="http://schemas.microsoft.com/office/word/2020/wordml/sdtdatahash" xmlns:w16sdtfl="http://schemas.microsoft.com/office/word/2024/wordml/sdtformatlock" xmlns:w16se="http://schemas.microsoft.com/office/word/2015/wordml/symex" mc:Ignorable="w14 w15 w16se w16cid w16 w16cex w16sdtdh w16sdtfl w16du">
   <w:docDefaults>
     <w:rPrDefault>
       <w:rPr>
@@ -3271,15 +3049,15 @@
     <w:lsdException w:name="Unresolved Mention" w:semiHidden="1" w:unhideWhenUsed="1"/>
     <w:lsdException w:name="Smart Link" w:semiHidden="1" w:unhideWhenUsed="1"/>
   </w:latentStyles>
-  <w:style w:type="paragraph" w:default="1" w:styleId="Normal">
+  <w:style w:type="paragraph" w:default="1" w:styleId="a">
     <w:name w:val="Normal"/>
     <w:qFormat/>
   </w:style>
-  <w:style w:type="paragraph" w:styleId="Heading1">
+  <w:style w:type="paragraph" w:styleId="1">
     <w:name w:val="heading 1"/>
-    <w:basedOn w:val="Normal"/>
-    <w:next w:val="Normal"/>
-    <w:link w:val="Heading1Char"/>
+    <w:basedOn w:val="a"/>
+    <w:next w:val="a"/>
+    <w:link w:val="1Char"/>
     <w:uiPriority w:val="9"/>
     <w:qFormat/>
     <w:rsid w:val="00075E5A"/>
@@ -3296,11 +3074,11 @@
       <w:szCs w:val="40"/>
     </w:rPr>
   </w:style>
-  <w:style w:type="paragraph" w:styleId="Heading2">
+  <w:style w:type="paragraph" w:styleId="2">
     <w:name w:val="heading 2"/>
-    <w:basedOn w:val="Normal"/>
-    <w:next w:val="Normal"/>
-    <w:link w:val="Heading2Char"/>
+    <w:basedOn w:val="a"/>
+    <w:next w:val="a"/>
+    <w:link w:val="2Char"/>
     <w:uiPriority w:val="9"/>
     <w:semiHidden/>
     <w:unhideWhenUsed/>
@@ -3319,11 +3097,11 @@
       <w:szCs w:val="32"/>
     </w:rPr>
   </w:style>
-  <w:style w:type="paragraph" w:styleId="Heading3">
+  <w:style w:type="paragraph" w:styleId="3">
     <w:name w:val="heading 3"/>
-    <w:basedOn w:val="Normal"/>
-    <w:next w:val="Normal"/>
-    <w:link w:val="Heading3Char"/>
+    <w:basedOn w:val="a"/>
+    <w:next w:val="a"/>
+    <w:link w:val="3Char"/>
     <w:uiPriority w:val="9"/>
     <w:semiHidden/>
     <w:unhideWhenUsed/>
@@ -3342,11 +3120,11 @@
       <w:szCs w:val="28"/>
     </w:rPr>
   </w:style>
-  <w:style w:type="paragraph" w:styleId="Heading4">
+  <w:style w:type="paragraph" w:styleId="4">
     <w:name w:val="heading 4"/>
-    <w:basedOn w:val="Normal"/>
-    <w:next w:val="Normal"/>
-    <w:link w:val="Heading4Char"/>
+    <w:basedOn w:val="a"/>
+    <w:next w:val="a"/>
+    <w:link w:val="4Char"/>
     <w:uiPriority w:val="9"/>
     <w:semiHidden/>
     <w:unhideWhenUsed/>
@@ -3365,11 +3143,11 @@
       <w:color w:val="0F4761" w:themeColor="accent1" w:themeShade="BF"/>
     </w:rPr>
   </w:style>
-  <w:style w:type="paragraph" w:styleId="Heading5">
+  <w:style w:type="paragraph" w:styleId="5">
     <w:name w:val="heading 5"/>
-    <w:basedOn w:val="Normal"/>
-    <w:next w:val="Normal"/>
-    <w:link w:val="Heading5Char"/>
+    <w:basedOn w:val="a"/>
+    <w:next w:val="a"/>
+    <w:link w:val="5Char"/>
     <w:uiPriority w:val="9"/>
     <w:semiHidden/>
     <w:unhideWhenUsed/>
@@ -3386,11 +3164,11 @@
       <w:color w:val="0F4761" w:themeColor="accent1" w:themeShade="BF"/>
     </w:rPr>
   </w:style>
-  <w:style w:type="paragraph" w:styleId="Heading6">
+  <w:style w:type="paragraph" w:styleId="6">
     <w:name w:val="heading 6"/>
-    <w:basedOn w:val="Normal"/>
-    <w:next w:val="Normal"/>
-    <w:link w:val="Heading6Char"/>
+    <w:basedOn w:val="a"/>
+    <w:next w:val="a"/>
+    <w:link w:val="6Char"/>
     <w:uiPriority w:val="9"/>
     <w:semiHidden/>
     <w:unhideWhenUsed/>
@@ -3409,11 +3187,11 @@
       <w:color w:val="595959" w:themeColor="text1" w:themeTint="A6"/>
     </w:rPr>
   </w:style>
-  <w:style w:type="paragraph" w:styleId="Heading7">
+  <w:style w:type="paragraph" w:styleId="7">
     <w:name w:val="heading 7"/>
-    <w:basedOn w:val="Normal"/>
-    <w:next w:val="Normal"/>
-    <w:link w:val="Heading7Char"/>
+    <w:basedOn w:val="a"/>
+    <w:next w:val="a"/>
+    <w:link w:val="7Char"/>
     <w:uiPriority w:val="9"/>
     <w:semiHidden/>
     <w:unhideWhenUsed/>
@@ -3430,11 +3208,11 @@
       <w:color w:val="595959" w:themeColor="text1" w:themeTint="A6"/>
     </w:rPr>
   </w:style>
-  <w:style w:type="paragraph" w:styleId="Heading8">
+  <w:style w:type="paragraph" w:styleId="8">
     <w:name w:val="heading 8"/>
-    <w:basedOn w:val="Normal"/>
-    <w:next w:val="Normal"/>
-    <w:link w:val="Heading8Char"/>
+    <w:basedOn w:val="a"/>
+    <w:next w:val="a"/>
+    <w:link w:val="8Char"/>
     <w:uiPriority w:val="9"/>
     <w:semiHidden/>
     <w:unhideWhenUsed/>
@@ -3453,11 +3231,11 @@
       <w:color w:val="272727" w:themeColor="text1" w:themeTint="D8"/>
     </w:rPr>
   </w:style>
-  <w:style w:type="paragraph" w:styleId="Heading9">
+  <w:style w:type="paragraph" w:styleId="9">
     <w:name w:val="heading 9"/>
-    <w:basedOn w:val="Normal"/>
-    <w:next w:val="Normal"/>
-    <w:link w:val="Heading9Char"/>
+    <w:basedOn w:val="a"/>
+    <w:next w:val="a"/>
+    <w:link w:val="9Char"/>
     <w:uiPriority w:val="9"/>
     <w:semiHidden/>
     <w:unhideWhenUsed/>
@@ -3474,13 +3252,13 @@
       <w:color w:val="272727" w:themeColor="text1" w:themeTint="D8"/>
     </w:rPr>
   </w:style>
-  <w:style w:type="character" w:default="1" w:styleId="DefaultParagraphFont">
+  <w:style w:type="character" w:default="1" w:styleId="a0">
     <w:name w:val="Default Paragraph Font"/>
     <w:uiPriority w:val="1"/>
     <w:semiHidden/>
     <w:unhideWhenUsed/>
   </w:style>
-  <w:style w:type="table" w:default="1" w:styleId="TableNormal">
+  <w:style w:type="table" w:default="1" w:styleId="a1">
     <w:name w:val="Normal Table"/>
     <w:uiPriority w:val="99"/>
     <w:semiHidden/>
@@ -3495,16 +3273,16 @@
       </w:tblCellMar>
     </w:tblPr>
   </w:style>
-  <w:style w:type="numbering" w:default="1" w:styleId="NoList">
+  <w:style w:type="numbering" w:default="1" w:styleId="a2">
     <w:name w:val="No List"/>
     <w:uiPriority w:val="99"/>
     <w:semiHidden/>
     <w:unhideWhenUsed/>
   </w:style>
-  <w:style w:type="character" w:customStyle="1" w:styleId="Heading1Char">
-    <w:name w:val="Heading 1 Char"/>
-    <w:basedOn w:val="DefaultParagraphFont"/>
-    <w:link w:val="Heading1"/>
+  <w:style w:type="character" w:customStyle="1" w:styleId="1Char">
+    <w:name w:val="제목 1 Char"/>
+    <w:basedOn w:val="a0"/>
+    <w:link w:val="1"/>
     <w:uiPriority w:val="9"/>
     <w:rsid w:val="00075E5A"/>
     <w:rPr>
@@ -3514,10 +3292,10 @@
       <w:szCs w:val="40"/>
     </w:rPr>
   </w:style>
-  <w:style w:type="character" w:customStyle="1" w:styleId="Heading2Char">
-    <w:name w:val="Heading 2 Char"/>
-    <w:basedOn w:val="DefaultParagraphFont"/>
-    <w:link w:val="Heading2"/>
+  <w:style w:type="character" w:customStyle="1" w:styleId="2Char">
+    <w:name w:val="제목 2 Char"/>
+    <w:basedOn w:val="a0"/>
+    <w:link w:val="2"/>
     <w:uiPriority w:val="9"/>
     <w:semiHidden/>
     <w:rsid w:val="00075E5A"/>
@@ -3528,10 +3306,10 @@
       <w:szCs w:val="32"/>
     </w:rPr>
   </w:style>
-  <w:style w:type="character" w:customStyle="1" w:styleId="Heading3Char">
-    <w:name w:val="Heading 3 Char"/>
-    <w:basedOn w:val="DefaultParagraphFont"/>
-    <w:link w:val="Heading3"/>
+  <w:style w:type="character" w:customStyle="1" w:styleId="3Char">
+    <w:name w:val="제목 3 Char"/>
+    <w:basedOn w:val="a0"/>
+    <w:link w:val="3"/>
     <w:uiPriority w:val="9"/>
     <w:semiHidden/>
     <w:rsid w:val="00075E5A"/>
@@ -3542,10 +3320,10 @@
       <w:szCs w:val="28"/>
     </w:rPr>
   </w:style>
-  <w:style w:type="character" w:customStyle="1" w:styleId="Heading4Char">
-    <w:name w:val="Heading 4 Char"/>
-    <w:basedOn w:val="DefaultParagraphFont"/>
-    <w:link w:val="Heading4"/>
+  <w:style w:type="character" w:customStyle="1" w:styleId="4Char">
+    <w:name w:val="제목 4 Char"/>
+    <w:basedOn w:val="a0"/>
+    <w:link w:val="4"/>
     <w:uiPriority w:val="9"/>
     <w:semiHidden/>
     <w:rsid w:val="00075E5A"/>
@@ -3556,10 +3334,10 @@
       <w:color w:val="0F4761" w:themeColor="accent1" w:themeShade="BF"/>
     </w:rPr>
   </w:style>
-  <w:style w:type="character" w:customStyle="1" w:styleId="Heading5Char">
-    <w:name w:val="Heading 5 Char"/>
-    <w:basedOn w:val="DefaultParagraphFont"/>
-    <w:link w:val="Heading5"/>
+  <w:style w:type="character" w:customStyle="1" w:styleId="5Char">
+    <w:name w:val="제목 5 Char"/>
+    <w:basedOn w:val="a0"/>
+    <w:link w:val="5"/>
     <w:uiPriority w:val="9"/>
     <w:semiHidden/>
     <w:rsid w:val="00075E5A"/>
@@ -3568,10 +3346,10 @@
       <w:color w:val="0F4761" w:themeColor="accent1" w:themeShade="BF"/>
     </w:rPr>
   </w:style>
-  <w:style w:type="character" w:customStyle="1" w:styleId="Heading6Char">
-    <w:name w:val="Heading 6 Char"/>
-    <w:basedOn w:val="DefaultParagraphFont"/>
-    <w:link w:val="Heading6"/>
+  <w:style w:type="character" w:customStyle="1" w:styleId="6Char">
+    <w:name w:val="제목 6 Char"/>
+    <w:basedOn w:val="a0"/>
+    <w:link w:val="6"/>
     <w:uiPriority w:val="9"/>
     <w:semiHidden/>
     <w:rsid w:val="00075E5A"/>
@@ -3582,10 +3360,10 @@
       <w:color w:val="595959" w:themeColor="text1" w:themeTint="A6"/>
     </w:rPr>
   </w:style>
-  <w:style w:type="character" w:customStyle="1" w:styleId="Heading7Char">
-    <w:name w:val="Heading 7 Char"/>
-    <w:basedOn w:val="DefaultParagraphFont"/>
-    <w:link w:val="Heading7"/>
+  <w:style w:type="character" w:customStyle="1" w:styleId="7Char">
+    <w:name w:val="제목 7 Char"/>
+    <w:basedOn w:val="a0"/>
+    <w:link w:val="7"/>
     <w:uiPriority w:val="9"/>
     <w:semiHidden/>
     <w:rsid w:val="00075E5A"/>
@@ -3594,10 +3372,10 @@
       <w:color w:val="595959" w:themeColor="text1" w:themeTint="A6"/>
     </w:rPr>
   </w:style>
-  <w:style w:type="character" w:customStyle="1" w:styleId="Heading8Char">
-    <w:name w:val="Heading 8 Char"/>
-    <w:basedOn w:val="DefaultParagraphFont"/>
-    <w:link w:val="Heading8"/>
+  <w:style w:type="character" w:customStyle="1" w:styleId="8Char">
+    <w:name w:val="제목 8 Char"/>
+    <w:basedOn w:val="a0"/>
+    <w:link w:val="8"/>
     <w:uiPriority w:val="9"/>
     <w:semiHidden/>
     <w:rsid w:val="00075E5A"/>
@@ -3608,10 +3386,10 @@
       <w:color w:val="272727" w:themeColor="text1" w:themeTint="D8"/>
     </w:rPr>
   </w:style>
-  <w:style w:type="character" w:customStyle="1" w:styleId="Heading9Char">
-    <w:name w:val="Heading 9 Char"/>
-    <w:basedOn w:val="DefaultParagraphFont"/>
-    <w:link w:val="Heading9"/>
+  <w:style w:type="character" w:customStyle="1" w:styleId="9Char">
+    <w:name w:val="제목 9 Char"/>
+    <w:basedOn w:val="a0"/>
+    <w:link w:val="9"/>
     <w:uiPriority w:val="9"/>
     <w:semiHidden/>
     <w:rsid w:val="00075E5A"/>
@@ -3620,11 +3398,11 @@
       <w:color w:val="272727" w:themeColor="text1" w:themeTint="D8"/>
     </w:rPr>
   </w:style>
-  <w:style w:type="paragraph" w:styleId="Title">
+  <w:style w:type="paragraph" w:styleId="a3">
     <w:name w:val="Title"/>
-    <w:basedOn w:val="Normal"/>
-    <w:next w:val="Normal"/>
-    <w:link w:val="TitleChar"/>
+    <w:basedOn w:val="a"/>
+    <w:next w:val="a"/>
+    <w:link w:val="Char"/>
     <w:uiPriority w:val="10"/>
     <w:qFormat/>
     <w:rsid w:val="00075E5A"/>
@@ -3640,10 +3418,10 @@
       <w:szCs w:val="56"/>
     </w:rPr>
   </w:style>
-  <w:style w:type="character" w:customStyle="1" w:styleId="TitleChar">
-    <w:name w:val="Title Char"/>
-    <w:basedOn w:val="DefaultParagraphFont"/>
-    <w:link w:val="Title"/>
+  <w:style w:type="character" w:customStyle="1" w:styleId="Char">
+    <w:name w:val="제목 Char"/>
+    <w:basedOn w:val="a0"/>
+    <w:link w:val="a3"/>
     <w:uiPriority w:val="10"/>
     <w:rsid w:val="00075E5A"/>
     <w:rPr>
@@ -3654,11 +3432,11 @@
       <w:szCs w:val="56"/>
     </w:rPr>
   </w:style>
-  <w:style w:type="paragraph" w:styleId="Subtitle">
+  <w:style w:type="paragraph" w:styleId="a4">
     <w:name w:val="Subtitle"/>
-    <w:basedOn w:val="Normal"/>
-    <w:next w:val="Normal"/>
-    <w:link w:val="SubtitleChar"/>
+    <w:basedOn w:val="a"/>
+    <w:next w:val="a"/>
+    <w:link w:val="Char0"/>
     <w:uiPriority w:val="11"/>
     <w:qFormat/>
     <w:rsid w:val="00075E5A"/>
@@ -3675,10 +3453,10 @@
       <w:szCs w:val="28"/>
     </w:rPr>
   </w:style>
-  <w:style w:type="character" w:customStyle="1" w:styleId="SubtitleChar">
-    <w:name w:val="Subtitle Char"/>
-    <w:basedOn w:val="DefaultParagraphFont"/>
-    <w:link w:val="Subtitle"/>
+  <w:style w:type="character" w:customStyle="1" w:styleId="Char0">
+    <w:name w:val="부제 Char"/>
+    <w:basedOn w:val="a0"/>
+    <w:link w:val="a4"/>
     <w:uiPriority w:val="11"/>
     <w:rsid w:val="00075E5A"/>
     <w:rPr>
@@ -3689,11 +3467,11 @@
       <w:szCs w:val="28"/>
     </w:rPr>
   </w:style>
-  <w:style w:type="paragraph" w:styleId="Quote">
+  <w:style w:type="paragraph" w:styleId="a5">
     <w:name w:val="Quote"/>
-    <w:basedOn w:val="Normal"/>
-    <w:next w:val="Normal"/>
-    <w:link w:val="QuoteChar"/>
+    <w:basedOn w:val="a"/>
+    <w:next w:val="a"/>
+    <w:link w:val="Char1"/>
     <w:uiPriority w:val="29"/>
     <w:qFormat/>
     <w:rsid w:val="00075E5A"/>
@@ -3707,10 +3485,10 @@
       <w:color w:val="404040" w:themeColor="text1" w:themeTint="BF"/>
     </w:rPr>
   </w:style>
-  <w:style w:type="character" w:customStyle="1" w:styleId="QuoteChar">
-    <w:name w:val="Quote Char"/>
-    <w:basedOn w:val="DefaultParagraphFont"/>
-    <w:link w:val="Quote"/>
+  <w:style w:type="character" w:customStyle="1" w:styleId="Char1">
+    <w:name w:val="인용 Char"/>
+    <w:basedOn w:val="a0"/>
+    <w:link w:val="a5"/>
     <w:uiPriority w:val="29"/>
     <w:rsid w:val="00075E5A"/>
     <w:rPr>
@@ -3719,9 +3497,9 @@
       <w:color w:val="404040" w:themeColor="text1" w:themeTint="BF"/>
     </w:rPr>
   </w:style>
-  <w:style w:type="paragraph" w:styleId="ListParagraph">
+  <w:style w:type="paragraph" w:styleId="a6">
     <w:name w:val="List Paragraph"/>
-    <w:basedOn w:val="Normal"/>
+    <w:basedOn w:val="a"/>
     <w:uiPriority w:val="34"/>
     <w:qFormat/>
     <w:rsid w:val="00075E5A"/>
@@ -3730,9 +3508,9 @@
       <w:contextualSpacing/>
     </w:pPr>
   </w:style>
-  <w:style w:type="character" w:styleId="IntenseEmphasis">
+  <w:style w:type="character" w:styleId="a7">
     <w:name w:val="Intense Emphasis"/>
-    <w:basedOn w:val="DefaultParagraphFont"/>
+    <w:basedOn w:val="a0"/>
     <w:uiPriority w:val="21"/>
     <w:qFormat/>
     <w:rsid w:val="00075E5A"/>
@@ -3742,11 +3520,11 @@
       <w:color w:val="0F4761" w:themeColor="accent1" w:themeShade="BF"/>
     </w:rPr>
   </w:style>
-  <w:style w:type="paragraph" w:styleId="IntenseQuote">
+  <w:style w:type="paragraph" w:styleId="a8">
     <w:name w:val="Intense Quote"/>
-    <w:basedOn w:val="Normal"/>
-    <w:next w:val="Normal"/>
-    <w:link w:val="IntenseQuoteChar"/>
+    <w:basedOn w:val="a"/>
+    <w:next w:val="a"/>
+    <w:link w:val="Char2"/>
     <w:uiPriority w:val="30"/>
     <w:qFormat/>
     <w:rsid w:val="00075E5A"/>
@@ -3765,10 +3543,10 @@
       <w:color w:val="0F4761" w:themeColor="accent1" w:themeShade="BF"/>
     </w:rPr>
   </w:style>
-  <w:style w:type="character" w:customStyle="1" w:styleId="IntenseQuoteChar">
-    <w:name w:val="Intense Quote Char"/>
-    <w:basedOn w:val="DefaultParagraphFont"/>
-    <w:link w:val="IntenseQuote"/>
+  <w:style w:type="character" w:customStyle="1" w:styleId="Char2">
+    <w:name w:val="강한 인용 Char"/>
+    <w:basedOn w:val="a0"/>
+    <w:link w:val="a8"/>
     <w:uiPriority w:val="30"/>
     <w:rsid w:val="00075E5A"/>
     <w:rPr>
@@ -3777,9 +3555,9 @@
       <w:color w:val="0F4761" w:themeColor="accent1" w:themeShade="BF"/>
     </w:rPr>
   </w:style>
-  <w:style w:type="character" w:styleId="IntenseReference">
+  <w:style w:type="character" w:styleId="a9">
     <w:name w:val="Intense Reference"/>
-    <w:basedOn w:val="DefaultParagraphFont"/>
+    <w:basedOn w:val="a0"/>
     <w:uiPriority w:val="32"/>
     <w:qFormat/>
     <w:rsid w:val="00075E5A"/>
@@ -3791,9 +3569,9 @@
       <w:spacing w:val="5"/>
     </w:rPr>
   </w:style>
-  <w:style w:type="table" w:styleId="TableGrid">
+  <w:style w:type="table" w:styleId="aa">
     <w:name w:val="Table Grid"/>
-    <w:basedOn w:val="TableNormal"/>
+    <w:basedOn w:val="a1"/>
     <w:uiPriority w:val="39"/>
     <w:rsid w:val="004028B8"/>
     <w:pPr>
